--- a/06-学生侧材料/讲义/元素与分析/元素推断综合训练-超级充实版（自学完整）.docx
+++ b/06-学生侧材料/讲义/元素与分析/元素推断综合训练-超级充实版（自学完整）.docx
@@ -3,6 +3,164 @@
 <w:document xmlns:w="http://schemas.openxmlformats.org/wordprocessingml/2006/main" xmlns:m="http://schemas.openxmlformats.org/officeDocument/2006/math" xmlns:r="http://schemas.openxmlformats.org/officeDocument/2006/relationships" xmlns:o="urn:schemas-microsoft-com:office:office" xmlns:v="urn:schemas-microsoft-com:vml" xmlns:w10="urn:schemas-microsoft-com:office:word" xmlns:a="http://schemas.openxmlformats.org/drawingml/2006/main" xmlns:pic="http://schemas.openxmlformats.org/drawingml/2006/picture" xmlns:wp="http://schemas.openxmlformats.org/drawingml/2006/wordprocessingDrawing">
   <w:body>
     <w:bookmarkStart w:id="81" w:name="第八讲元素推断综合训练第二轮元素化学章末收束"/>
+    <w:p>
+      <w:pPr>
+        <w:spacing w:after="1800" w:before="1200" w:line="276" w:lineRule="auto"/>
+        <w:jc w:val="center"/>
+      </w:pPr>
+    </w:p>
+    <w:p>
+      <w:pPr>
+        <w:spacing w:after="320" w:before="0" w:line="276" w:lineRule="auto"/>
+        <w:jc w:val="center"/>
+      </w:pPr>
+      <w:r>
+        <w:rPr>
+          <w:rFonts w:ascii="Times New Roman" w:hAnsi="Times New Roman" w:eastAsia="SimHei" w:cs="Times New Roman"/>
+          <w:b/>
+          <w:color w:val="17324D"/>
+          <w:sz w:val="64"/>
+        </w:rPr>
+        <w:t>化学竞赛习题册</w:t>
+      </w:r>
+    </w:p>
+    <w:p>
+      <w:pPr>
+        <w:spacing w:after="120" w:before="0" w:line="276" w:lineRule="auto"/>
+        <w:jc w:val="center"/>
+      </w:pPr>
+      <w:r>
+        <w:rPr>
+          <w:rFonts w:ascii="Times New Roman" w:hAnsi="Times New Roman" w:eastAsia="SimHei" w:cs="Times New Roman"/>
+          <w:b w:val="0"/>
+          <w:color w:val="5B6975"/>
+          <w:sz w:val="32"/>
+        </w:rPr>
+        <w:t>元素与分析</w:t>
+      </w:r>
+    </w:p>
+    <w:p>
+      <w:pPr>
+        <w:spacing w:after="600" w:before="0" w:line="276" w:lineRule="auto"/>
+        <w:jc w:val="center"/>
+      </w:pPr>
+      <w:r>
+        <w:rPr>
+          <w:rFonts w:ascii="Times New Roman" w:hAnsi="Times New Roman" w:eastAsia="SimHei" w:cs="Times New Roman"/>
+          <w:b/>
+          <w:color w:val="17324D"/>
+          <w:sz w:val="44"/>
+        </w:rPr>
+        <w:t>第八讲</w:t>
+      </w:r>
+      <w:r>
+        <w:rPr>
+          <w:rFonts w:ascii="Times New Roman" w:hAnsi="Times New Roman" w:eastAsia="Times New Roman" w:cs="Times New Roman"/>
+          <w:b/>
+          <w:color w:val="17324D"/>
+          <w:sz w:val="44"/>
+        </w:rPr>
+        <w:t>：</w:t>
+      </w:r>
+      <w:r>
+        <w:rPr>
+          <w:rFonts w:ascii="Times New Roman" w:hAnsi="Times New Roman" w:eastAsia="SimHei" w:cs="Times New Roman"/>
+          <w:b/>
+          <w:color w:val="17324D"/>
+          <w:sz w:val="44"/>
+        </w:rPr>
+        <w:t>元素推断综合训练</w:t>
+      </w:r>
+      <w:r>
+        <w:rPr>
+          <w:rFonts w:ascii="Times New Roman" w:hAnsi="Times New Roman" w:eastAsia="Times New Roman" w:cs="Times New Roman"/>
+          <w:b/>
+          <w:color w:val="17324D"/>
+          <w:sz w:val="44"/>
+        </w:rPr>
+        <w:t>（</w:t>
+      </w:r>
+      <w:r>
+        <w:rPr>
+          <w:rFonts w:ascii="Times New Roman" w:hAnsi="Times New Roman" w:eastAsia="SimHei" w:cs="Times New Roman"/>
+          <w:b/>
+          <w:color w:val="17324D"/>
+          <w:sz w:val="44"/>
+        </w:rPr>
+        <w:t>第二轮元素化学</w:t>
+      </w:r>
+      <w:r>
+        <w:rPr>
+          <w:rFonts w:ascii="Times New Roman" w:hAnsi="Times New Roman" w:eastAsia="Times New Roman" w:cs="Times New Roman"/>
+          <w:b/>
+          <w:color w:val="17324D"/>
+          <w:sz w:val="44"/>
+        </w:rPr>
+        <w:t>·</w:t>
+      </w:r>
+      <w:r>
+        <w:rPr>
+          <w:rFonts w:ascii="Times New Roman" w:hAnsi="Times New Roman" w:eastAsia="SimHei" w:cs="Times New Roman"/>
+          <w:b/>
+          <w:color w:val="17324D"/>
+          <w:sz w:val="44"/>
+        </w:rPr>
+        <w:t>章末收束</w:t>
+      </w:r>
+      <w:r>
+        <w:rPr>
+          <w:rFonts w:ascii="Times New Roman" w:hAnsi="Times New Roman" w:eastAsia="Times New Roman" w:cs="Times New Roman"/>
+          <w:b/>
+          <w:color w:val="17324D"/>
+          <w:sz w:val="44"/>
+        </w:rPr>
+        <w:t>）</w:t>
+      </w:r>
+    </w:p>
+    <w:p>
+      <w:pPr>
+        <w:spacing w:after="600" w:before="120" w:line="276" w:lineRule="auto"/>
+        <w:jc w:val="center"/>
+        <w:pBdr>
+          <w:bottom w:val="single" w:sz="8" w:space="4" w:color="4A6577"/>
+        </w:pBdr>
+      </w:pPr>
+    </w:p>
+    <w:p>
+      <w:pPr>
+        <w:spacing w:after="160" w:before="0" w:line="276" w:lineRule="auto"/>
+        <w:jc w:val="center"/>
+      </w:pPr>
+      <w:r>
+        <w:rPr>
+          <w:rFonts w:ascii="Times New Roman" w:hAnsi="Times New Roman" w:eastAsia="FangSong" w:cs="Times New Roman"/>
+          <w:b w:val="0"/>
+          <w:color w:val="5B6975"/>
+          <w:sz w:val="24"/>
+        </w:rPr>
+        <w:t>日期</w:t>
+      </w:r>
+      <w:r>
+        <w:rPr>
+          <w:rFonts w:ascii="Times New Roman" w:hAnsi="Times New Roman" w:eastAsia="Times New Roman" w:cs="Times New Roman"/>
+          <w:b w:val="0"/>
+          <w:color w:val="5B6975"/>
+          <w:sz w:val="24"/>
+        </w:rPr>
+        <w:t>：2026-09-10</w:t>
+      </w:r>
+    </w:p>
+    <w:p>
+      <w:pPr>
+        <w:jc w:val="center"/>
+      </w:pPr>
+      <w:r>
+        <w:rPr>
+          <w:rFonts w:ascii="Times New Roman" w:hAnsi="Times New Roman" w:eastAsia="Times New Roman" w:cs="Times New Roman"/>
+        </w:rPr>
+        <w:br w:type="page"/>
+      </w:r>
+    </w:p>
     <w:p>
       <w:pPr>
         <w:pStyle w:val="Heading1"/>
@@ -38027,6 +38185,18 @@
         <w:rPr>
           <w:rFonts w:hint="eastAsia" w:ascii="Times New Roman" w:hAnsi="Times New Roman" w:eastAsia="FangSong" w:cs="Times New Roman"/>
         </w:rPr>
+        <w:t>元素与分析</w:t>
+      </w:r>
+      <w:r>
+        <w:rPr>
+          <w:rFonts w:hint="eastAsia" w:ascii="Times New Roman" w:hAnsi="Times New Roman" w:eastAsia="Times New Roman" w:cs="Times New Roman"/>
+        </w:rPr>
+        <w:t>/</w:t>
+      </w:r>
+      <w:r>
+        <w:rPr>
+          <w:rFonts w:hint="eastAsia" w:ascii="Times New Roman" w:hAnsi="Times New Roman" w:eastAsia="FangSong" w:cs="Times New Roman"/>
+        </w:rPr>
         <w:t>银金汞钼钨</w:t>
       </w:r>
       <w:r>
@@ -38110,6 +38280,18 @@
         <w:rPr>
           <w:rFonts w:hint="eastAsia" w:ascii="Times New Roman" w:hAnsi="Times New Roman" w:eastAsia="FangSong" w:cs="Times New Roman"/>
         </w:rPr>
+        <w:t>元素与分析</w:t>
+      </w:r>
+      <w:r>
+        <w:rPr>
+          <w:rFonts w:hint="eastAsia" w:ascii="Times New Roman" w:hAnsi="Times New Roman" w:eastAsia="Times New Roman" w:cs="Times New Roman"/>
+        </w:rPr>
+        <w:t>/</w:t>
+      </w:r>
+      <w:r>
+        <w:rPr>
+          <w:rFonts w:hint="eastAsia" w:ascii="Times New Roman" w:hAnsi="Times New Roman" w:eastAsia="FangSong" w:cs="Times New Roman"/>
+        </w:rPr>
         <w:t>钛钒铬锰</w:t>
       </w:r>
       <w:r>
@@ -38171,6 +38353,18 @@
           <w:rFonts w:hint="eastAsia" w:ascii="Times New Roman" w:hAnsi="Times New Roman" w:eastAsia="FangSong" w:cs="Times New Roman"/>
         </w:rPr>
         <w:t>学生讲义</w:t>
+      </w:r>
+      <w:r>
+        <w:rPr>
+          <w:rFonts w:hint="eastAsia" w:ascii="Times New Roman" w:hAnsi="Times New Roman" w:eastAsia="Times New Roman" w:cs="Times New Roman"/>
+        </w:rPr>
+        <w:t>/</w:t>
+      </w:r>
+      <w:r>
+        <w:rPr>
+          <w:rFonts w:hint="eastAsia" w:ascii="Times New Roman" w:hAnsi="Times New Roman" w:eastAsia="FangSong" w:cs="Times New Roman"/>
+        </w:rPr>
+        <w:t>元素与分析</w:t>
       </w:r>
       <w:r>
         <w:rPr>

--- a/06-学生侧材料/讲义/元素与分析/元素推断综合训练-超级充实版（自学完整）.docx
+++ b/06-学生侧材料/讲义/元素与分析/元素推断综合训练-超级充实版（自学完整）.docx
@@ -3,164 +3,6 @@
 <w:document xmlns:w="http://schemas.openxmlformats.org/wordprocessingml/2006/main" xmlns:m="http://schemas.openxmlformats.org/officeDocument/2006/math" xmlns:r="http://schemas.openxmlformats.org/officeDocument/2006/relationships" xmlns:o="urn:schemas-microsoft-com:office:office" xmlns:v="urn:schemas-microsoft-com:vml" xmlns:w10="urn:schemas-microsoft-com:office:word" xmlns:a="http://schemas.openxmlformats.org/drawingml/2006/main" xmlns:pic="http://schemas.openxmlformats.org/drawingml/2006/picture" xmlns:wp="http://schemas.openxmlformats.org/drawingml/2006/wordprocessingDrawing">
   <w:body>
     <w:bookmarkStart w:id="81" w:name="第八讲元素推断综合训练第二轮元素化学章末收束"/>
-    <w:p>
-      <w:pPr>
-        <w:spacing w:after="1800" w:before="1200" w:line="276" w:lineRule="auto"/>
-        <w:jc w:val="center"/>
-      </w:pPr>
-    </w:p>
-    <w:p>
-      <w:pPr>
-        <w:spacing w:after="320" w:before="0" w:line="276" w:lineRule="auto"/>
-        <w:jc w:val="center"/>
-      </w:pPr>
-      <w:r>
-        <w:rPr>
-          <w:rFonts w:ascii="Times New Roman" w:hAnsi="Times New Roman" w:eastAsia="SimHei" w:cs="Times New Roman"/>
-          <w:b/>
-          <w:color w:val="17324D"/>
-          <w:sz w:val="64"/>
-        </w:rPr>
-        <w:t>化学竞赛习题册</w:t>
-      </w:r>
-    </w:p>
-    <w:p>
-      <w:pPr>
-        <w:spacing w:after="120" w:before="0" w:line="276" w:lineRule="auto"/>
-        <w:jc w:val="center"/>
-      </w:pPr>
-      <w:r>
-        <w:rPr>
-          <w:rFonts w:ascii="Times New Roman" w:hAnsi="Times New Roman" w:eastAsia="SimHei" w:cs="Times New Roman"/>
-          <w:b w:val="0"/>
-          <w:color w:val="5B6975"/>
-          <w:sz w:val="32"/>
-        </w:rPr>
-        <w:t>元素与分析</w:t>
-      </w:r>
-    </w:p>
-    <w:p>
-      <w:pPr>
-        <w:spacing w:after="600" w:before="0" w:line="276" w:lineRule="auto"/>
-        <w:jc w:val="center"/>
-      </w:pPr>
-      <w:r>
-        <w:rPr>
-          <w:rFonts w:ascii="Times New Roman" w:hAnsi="Times New Roman" w:eastAsia="SimHei" w:cs="Times New Roman"/>
-          <w:b/>
-          <w:color w:val="17324D"/>
-          <w:sz w:val="44"/>
-        </w:rPr>
-        <w:t>第八讲</w:t>
-      </w:r>
-      <w:r>
-        <w:rPr>
-          <w:rFonts w:ascii="Times New Roman" w:hAnsi="Times New Roman" w:eastAsia="Times New Roman" w:cs="Times New Roman"/>
-          <w:b/>
-          <w:color w:val="17324D"/>
-          <w:sz w:val="44"/>
-        </w:rPr>
-        <w:t>：</w:t>
-      </w:r>
-      <w:r>
-        <w:rPr>
-          <w:rFonts w:ascii="Times New Roman" w:hAnsi="Times New Roman" w:eastAsia="SimHei" w:cs="Times New Roman"/>
-          <w:b/>
-          <w:color w:val="17324D"/>
-          <w:sz w:val="44"/>
-        </w:rPr>
-        <w:t>元素推断综合训练</w:t>
-      </w:r>
-      <w:r>
-        <w:rPr>
-          <w:rFonts w:ascii="Times New Roman" w:hAnsi="Times New Roman" w:eastAsia="Times New Roman" w:cs="Times New Roman"/>
-          <w:b/>
-          <w:color w:val="17324D"/>
-          <w:sz w:val="44"/>
-        </w:rPr>
-        <w:t>（</w:t>
-      </w:r>
-      <w:r>
-        <w:rPr>
-          <w:rFonts w:ascii="Times New Roman" w:hAnsi="Times New Roman" w:eastAsia="SimHei" w:cs="Times New Roman"/>
-          <w:b/>
-          <w:color w:val="17324D"/>
-          <w:sz w:val="44"/>
-        </w:rPr>
-        <w:t>第二轮元素化学</w:t>
-      </w:r>
-      <w:r>
-        <w:rPr>
-          <w:rFonts w:ascii="Times New Roman" w:hAnsi="Times New Roman" w:eastAsia="Times New Roman" w:cs="Times New Roman"/>
-          <w:b/>
-          <w:color w:val="17324D"/>
-          <w:sz w:val="44"/>
-        </w:rPr>
-        <w:t>·</w:t>
-      </w:r>
-      <w:r>
-        <w:rPr>
-          <w:rFonts w:ascii="Times New Roman" w:hAnsi="Times New Roman" w:eastAsia="SimHei" w:cs="Times New Roman"/>
-          <w:b/>
-          <w:color w:val="17324D"/>
-          <w:sz w:val="44"/>
-        </w:rPr>
-        <w:t>章末收束</w:t>
-      </w:r>
-      <w:r>
-        <w:rPr>
-          <w:rFonts w:ascii="Times New Roman" w:hAnsi="Times New Roman" w:eastAsia="Times New Roman" w:cs="Times New Roman"/>
-          <w:b/>
-          <w:color w:val="17324D"/>
-          <w:sz w:val="44"/>
-        </w:rPr>
-        <w:t>）</w:t>
-      </w:r>
-    </w:p>
-    <w:p>
-      <w:pPr>
-        <w:spacing w:after="600" w:before="120" w:line="276" w:lineRule="auto"/>
-        <w:jc w:val="center"/>
-        <w:pBdr>
-          <w:bottom w:val="single" w:sz="8" w:space="4" w:color="4A6577"/>
-        </w:pBdr>
-      </w:pPr>
-    </w:p>
-    <w:p>
-      <w:pPr>
-        <w:spacing w:after="160" w:before="0" w:line="276" w:lineRule="auto"/>
-        <w:jc w:val="center"/>
-      </w:pPr>
-      <w:r>
-        <w:rPr>
-          <w:rFonts w:ascii="Times New Roman" w:hAnsi="Times New Roman" w:eastAsia="FangSong" w:cs="Times New Roman"/>
-          <w:b w:val="0"/>
-          <w:color w:val="5B6975"/>
-          <w:sz w:val="24"/>
-        </w:rPr>
-        <w:t>日期</w:t>
-      </w:r>
-      <w:r>
-        <w:rPr>
-          <w:rFonts w:ascii="Times New Roman" w:hAnsi="Times New Roman" w:eastAsia="Times New Roman" w:cs="Times New Roman"/>
-          <w:b w:val="0"/>
-          <w:color w:val="5B6975"/>
-          <w:sz w:val="24"/>
-        </w:rPr>
-        <w:t>：2026-09-10</w:t>
-      </w:r>
-    </w:p>
-    <w:p>
-      <w:pPr>
-        <w:jc w:val="center"/>
-      </w:pPr>
-      <w:r>
-        <w:rPr>
-          <w:rFonts w:ascii="Times New Roman" w:hAnsi="Times New Roman" w:eastAsia="Times New Roman" w:cs="Times New Roman"/>
-        </w:rPr>
-        <w:br w:type="page"/>
-      </w:r>
-    </w:p>
     <w:p>
       <w:pPr>
         <w:pStyle w:val="Heading1"/>

--- a/06-学生侧材料/讲义/元素与分析/元素推断综合训练-超级充实版（自学完整）.docx
+++ b/06-学生侧材料/讲义/元素与分析/元素推断综合训练-超级充实版（自学完整）.docx
@@ -904,122 +904,107 @@
     </w:p>
     <w:p>
       <w:pPr>
-        <w:pStyle w:val="SourceCode"/>
+        <w:pStyle w:val="Compact"/>
+        <w:numPr>
+          <w:ilvl w:val="0"/>
+          <w:numId w:val="1001"/>
+        </w:numPr>
       </w:pPr>
       <w:r>
         <w:rPr>
-          <w:rStyle w:val="VerbatimChar"/>
           <w:rFonts w:hint="eastAsia" w:ascii="Times New Roman" w:hAnsi="Times New Roman" w:eastAsia="FangSong" w:cs="Times New Roman"/>
         </w:rPr>
         <w:t>题目现象</w:t>
       </w:r>
       <w:r>
         <w:rPr>
-          <w:rStyle w:val="VerbatimChar"/>
           <w:rFonts w:hint="eastAsia" w:ascii="Times New Roman" w:hAnsi="Times New Roman" w:eastAsia="Times New Roman" w:cs="Times New Roman"/>
         </w:rPr>
         <w:t>（</w:t>
       </w:r>
       <w:r>
         <w:rPr>
-          <w:rStyle w:val="VerbatimChar"/>
           <w:rFonts w:hint="eastAsia" w:ascii="Times New Roman" w:hAnsi="Times New Roman" w:eastAsia="FangSong" w:cs="Times New Roman"/>
         </w:rPr>
         <w:t>颜色</w:t>
       </w:r>
       <w:r>
         <w:rPr>
-          <w:rStyle w:val="VerbatimChar"/>
           <w:rFonts w:hint="eastAsia" w:ascii="Times New Roman" w:hAnsi="Times New Roman" w:eastAsia="Times New Roman" w:cs="Times New Roman"/>
         </w:rPr>
         <w:t>/</w:t>
       </w:r>
       <w:r>
         <w:rPr>
-          <w:rStyle w:val="VerbatimChar"/>
           <w:rFonts w:hint="eastAsia" w:ascii="Times New Roman" w:hAnsi="Times New Roman" w:eastAsia="FangSong" w:cs="Times New Roman"/>
         </w:rPr>
         <w:t>沉淀</w:t>
       </w:r>
       <w:r>
         <w:rPr>
-          <w:rStyle w:val="VerbatimChar"/>
           <w:rFonts w:hint="eastAsia" w:ascii="Times New Roman" w:hAnsi="Times New Roman" w:eastAsia="Times New Roman" w:cs="Times New Roman"/>
         </w:rPr>
         <w:t>/</w:t>
       </w:r>
       <w:r>
         <w:rPr>
-          <w:rStyle w:val="VerbatimChar"/>
           <w:rFonts w:hint="eastAsia" w:ascii="Times New Roman" w:hAnsi="Times New Roman" w:eastAsia="FangSong" w:cs="Times New Roman"/>
         </w:rPr>
         <w:t>气体</w:t>
       </w:r>
       <w:r>
         <w:rPr>
-          <w:rStyle w:val="VerbatimChar"/>
           <w:rFonts w:hint="eastAsia" w:ascii="Times New Roman" w:hAnsi="Times New Roman" w:eastAsia="Times New Roman" w:cs="Times New Roman"/>
         </w:rPr>
         <w:t>/</w:t>
       </w:r>
       <w:r>
         <w:rPr>
-          <w:rStyle w:val="VerbatimChar"/>
           <w:rFonts w:hint="eastAsia" w:ascii="Times New Roman" w:hAnsi="Times New Roman" w:eastAsia="FangSong" w:cs="Times New Roman"/>
         </w:rPr>
         <w:t>焰色</w:t>
       </w:r>
       <w:r>
         <w:rPr>
-          <w:rStyle w:val="VerbatimChar"/>
           <w:rFonts w:hint="eastAsia" w:ascii="Times New Roman" w:hAnsi="Times New Roman" w:eastAsia="Times New Roman" w:cs="Times New Roman"/>
         </w:rPr>
         <w:t>/</w:t>
       </w:r>
       <w:r>
         <w:rPr>
-          <w:rStyle w:val="VerbatimChar"/>
           <w:rFonts w:hint="eastAsia" w:ascii="Times New Roman" w:hAnsi="Times New Roman" w:eastAsia="FangSong" w:cs="Times New Roman"/>
         </w:rPr>
         <w:t>磁性</w:t>
       </w:r>
       <w:r>
         <w:rPr>
-          <w:rStyle w:val="VerbatimChar"/>
           <w:rFonts w:hint="eastAsia" w:ascii="Times New Roman" w:hAnsi="Times New Roman" w:eastAsia="Times New Roman" w:cs="Times New Roman"/>
         </w:rPr>
         <w:t>/</w:t>
       </w:r>
       <w:r>
         <w:rPr>
-          <w:rStyle w:val="VerbatimChar"/>
           <w:rFonts w:hint="eastAsia" w:ascii="Times New Roman" w:hAnsi="Times New Roman" w:eastAsia="FangSong" w:cs="Times New Roman"/>
         </w:rPr>
         <w:t>溶解性</w:t>
       </w:r>
       <w:r>
         <w:rPr>
-          <w:rStyle w:val="VerbatimChar"/>
           <w:rFonts w:hint="eastAsia" w:ascii="Times New Roman" w:hAnsi="Times New Roman" w:eastAsia="Times New Roman" w:cs="Times New Roman"/>
         </w:rPr>
         <w:t>）</w:t>
       </w:r>
-      <w:r>
-        <w:rPr>
-          <w:rFonts w:ascii="Times New Roman" w:hAnsi="Times New Roman" w:eastAsia="Times New Roman" w:cs="Times New Roman"/>
-        </w:rPr>
-        <w:br/>
-      </w:r>
-      <w:r>
-        <w:rPr>
-          <w:rStyle w:val="VerbatimChar"/>
-          <w:rFonts w:ascii="Times New Roman" w:hAnsi="Times New Roman" w:eastAsia="Times New Roman" w:cs="Times New Roman"/>
-        </w:rPr>
-        <w:t xml:space="preserve">        ↓ </w:t>
-      </w:r>
-      <w:r>
-        <w:rPr>
-          <w:rStyle w:val="VerbatimChar"/>
+    </w:p>
+    <w:p>
+      <w:pPr>
+        <w:pStyle w:val="Compact"/>
+        <w:numPr>
+          <w:ilvl w:val="0"/>
+          <w:numId w:val="1001"/>
+        </w:numPr>
+      </w:pPr>
+      <w:r>
+        <w:rPr>
           <w:rFonts w:hint="eastAsia" w:ascii="Times New Roman" w:hAnsi="Times New Roman" w:eastAsia="FangSong" w:cs="Times New Roman"/>
         </w:rPr>
         <w:t xml:space="preserve">信号</w:t>
@@ -1028,73 +1013,61 @@
         <w:rPr>
           <w:rFonts w:ascii="Times New Roman" w:hAnsi="Times New Roman" w:eastAsia="Times New Roman" w:cs="Times New Roman"/>
         </w:rPr>
-        <w:br/>
-      </w:r>
-      <w:r>
-        <w:rPr>
-          <w:rStyle w:val="VerbatimChar"/>
+        <w:t xml:space="preserve"> → </w:t>
+      </w:r>
+      <w:r>
+        <w:rPr>
           <w:rFonts w:hint="eastAsia" w:ascii="Times New Roman" w:hAnsi="Times New Roman" w:eastAsia="FangSong" w:cs="Times New Roman"/>
         </w:rPr>
         <w:t>候选元素列表</w:t>
       </w:r>
       <w:r>
         <w:rPr>
-          <w:rStyle w:val="VerbatimChar"/>
           <w:rFonts w:hint="eastAsia" w:ascii="Times New Roman" w:hAnsi="Times New Roman" w:eastAsia="Times New Roman" w:cs="Times New Roman"/>
         </w:rPr>
         <w:t>（≤4</w:t>
       </w:r>
       <w:r>
         <w:rPr>
-          <w:rStyle w:val="VerbatimChar"/>
           <w:rFonts w:ascii="Times New Roman" w:hAnsi="Times New Roman" w:eastAsia="Times New Roman" w:cs="Times New Roman"/>
         </w:rPr>
         <w:t xml:space="preserve"> </w:t>
       </w:r>
       <w:r>
         <w:rPr>
-          <w:rStyle w:val="VerbatimChar"/>
           <w:rFonts w:hint="eastAsia" w:ascii="Times New Roman" w:hAnsi="Times New Roman" w:eastAsia="FangSong" w:cs="Times New Roman"/>
         </w:rPr>
         <w:t>个</w:t>
       </w:r>
       <w:r>
         <w:rPr>
-          <w:rStyle w:val="VerbatimChar"/>
           <w:rFonts w:hint="eastAsia" w:ascii="Times New Roman" w:hAnsi="Times New Roman" w:eastAsia="Times New Roman" w:cs="Times New Roman"/>
         </w:rPr>
         <w:t>）</w:t>
       </w:r>
-      <w:r>
-        <w:rPr>
-          <w:rFonts w:ascii="Times New Roman" w:hAnsi="Times New Roman" w:eastAsia="Times New Roman" w:cs="Times New Roman"/>
-        </w:rPr>
-        <w:br/>
-      </w:r>
-      <w:r>
-        <w:rPr>
-          <w:rStyle w:val="VerbatimChar"/>
-          <w:rFonts w:ascii="Times New Roman" w:hAnsi="Times New Roman" w:eastAsia="Times New Roman" w:cs="Times New Roman"/>
-        </w:rPr>
-        <w:t xml:space="preserve">        ↓ </w:t>
-      </w:r>
-      <w:r>
-        <w:rPr>
-          <w:rStyle w:val="VerbatimChar"/>
+    </w:p>
+    <w:p>
+      <w:pPr>
+        <w:pStyle w:val="Compact"/>
+        <w:numPr>
+          <w:ilvl w:val="0"/>
+          <w:numId w:val="1001"/>
+        </w:numPr>
+      </w:pPr>
+      <w:r>
+        <w:rPr>
           <w:rFonts w:hint="eastAsia" w:ascii="Times New Roman" w:hAnsi="Times New Roman" w:eastAsia="FangSong" w:cs="Times New Roman"/>
         </w:rPr>
         <w:t xml:space="preserve">否定排除</w:t>
       </w:r>
       <w:r>
         <w:rPr>
-          <w:rStyle w:val="VerbatimChar"/>
           <w:rFonts w:ascii="Times New Roman" w:hAnsi="Times New Roman" w:eastAsia="Times New Roman" w:cs="Times New Roman"/>
         </w:rPr>
         <w:t xml:space="preserve"> + </w:t>
       </w:r>
       <w:r>
         <w:rPr>
-          <w:rStyle w:val="VerbatimChar"/>
           <w:rFonts w:hint="eastAsia" w:ascii="Times New Roman" w:hAnsi="Times New Roman" w:eastAsia="FangSong" w:cs="Times New Roman"/>
         </w:rPr>
         <w:t xml:space="preserve">交叉验证</w:t>
@@ -1103,86 +1076,67 @@
         <w:rPr>
           <w:rFonts w:ascii="Times New Roman" w:hAnsi="Times New Roman" w:eastAsia="Times New Roman" w:cs="Times New Roman"/>
         </w:rPr>
-        <w:br/>
-      </w:r>
-      <w:r>
-        <w:rPr>
-          <w:rStyle w:val="VerbatimChar"/>
+        <w:t xml:space="preserve"> → </w:t>
+      </w:r>
+      <w:r>
+        <w:rPr>
           <w:rFonts w:hint="eastAsia" w:ascii="Times New Roman" w:hAnsi="Times New Roman" w:eastAsia="FangSong" w:cs="Times New Roman"/>
         </w:rPr>
         <w:t xml:space="preserve">唯一元素</w:t>
       </w:r>
-      <w:r>
-        <w:rPr>
-          <w:rFonts w:ascii="Times New Roman" w:hAnsi="Times New Roman" w:eastAsia="Times New Roman" w:cs="Times New Roman"/>
-        </w:rPr>
-        <w:br/>
-      </w:r>
-      <w:r>
-        <w:rPr>
-          <w:rStyle w:val="VerbatimChar"/>
-          <w:rFonts w:ascii="Times New Roman" w:hAnsi="Times New Roman" w:eastAsia="Times New Roman" w:cs="Times New Roman"/>
-        </w:rPr>
-        <w:t xml:space="preserve">        ↓</w:t>
-      </w:r>
-      <w:r>
-        <w:rPr>
-          <w:rFonts w:ascii="Times New Roman" w:hAnsi="Times New Roman" w:eastAsia="Times New Roman" w:cs="Times New Roman"/>
-        </w:rPr>
-        <w:br/>
-      </w:r>
-      <w:r>
-        <w:rPr>
-          <w:rStyle w:val="VerbatimChar"/>
+    </w:p>
+    <w:p>
+      <w:pPr>
+        <w:pStyle w:val="Compact"/>
+        <w:numPr>
+          <w:ilvl w:val="0"/>
+          <w:numId w:val="1001"/>
+        </w:numPr>
+      </w:pPr>
+      <w:r>
+        <w:rPr>
           <w:rFonts w:hint="eastAsia" w:ascii="Times New Roman" w:hAnsi="Times New Roman" w:eastAsia="FangSong" w:cs="Times New Roman"/>
         </w:rPr>
         <w:t xml:space="preserve">价态</w:t>
       </w:r>
       <w:r>
         <w:rPr>
-          <w:rStyle w:val="VerbatimChar"/>
           <w:rFonts w:ascii="Times New Roman" w:hAnsi="Times New Roman" w:eastAsia="Times New Roman" w:cs="Times New Roman"/>
         </w:rPr>
         <w:t xml:space="preserve"> + </w:t>
       </w:r>
       <w:r>
         <w:rPr>
-          <w:rStyle w:val="VerbatimChar"/>
           <w:rFonts w:hint="eastAsia" w:ascii="Times New Roman" w:hAnsi="Times New Roman" w:eastAsia="FangSong" w:cs="Times New Roman"/>
         </w:rPr>
         <w:t xml:space="preserve">化合物</w:t>
       </w:r>
       <w:r>
         <w:rPr>
-          <w:rStyle w:val="VerbatimChar"/>
           <w:rFonts w:ascii="Times New Roman" w:hAnsi="Times New Roman" w:eastAsia="Times New Roman" w:cs="Times New Roman"/>
         </w:rPr>
         <w:t xml:space="preserve"> + </w:t>
       </w:r>
       <w:r>
         <w:rPr>
-          <w:rStyle w:val="VerbatimChar"/>
           <w:rFonts w:hint="eastAsia" w:ascii="Times New Roman" w:hAnsi="Times New Roman" w:eastAsia="FangSong" w:cs="Times New Roman"/>
         </w:rPr>
         <w:t>关键方程式</w:t>
       </w:r>
       <w:r>
         <w:rPr>
-          <w:rStyle w:val="VerbatimChar"/>
           <w:rFonts w:hint="eastAsia" w:ascii="Times New Roman" w:hAnsi="Times New Roman" w:eastAsia="Times New Roman" w:cs="Times New Roman"/>
         </w:rPr>
         <w:t>（</w:t>
       </w:r>
       <w:r>
         <w:rPr>
-          <w:rStyle w:val="VerbatimChar"/>
           <w:rFonts w:hint="eastAsia" w:ascii="Times New Roman" w:hAnsi="Times New Roman" w:eastAsia="FangSong" w:cs="Times New Roman"/>
         </w:rPr>
         <w:t>反向验证全链</w:t>
       </w:r>
       <w:r>
         <w:rPr>
-          <w:rStyle w:val="VerbatimChar"/>
           <w:rFonts w:hint="eastAsia" w:ascii="Times New Roman" w:hAnsi="Times New Roman" w:eastAsia="Times New Roman" w:cs="Times New Roman"/>
         </w:rPr>
         <w:t>）</w:t>
@@ -6495,7 +6449,7 @@
         <w:pStyle w:val="Compact"/>
         <w:numPr>
           <w:ilvl w:val="0"/>
-          <w:numId w:val="1001"/>
+          <w:numId w:val="1002"/>
         </w:numPr>
       </w:pPr>
       <w:r>
@@ -6659,7 +6613,7 @@
         <w:pStyle w:val="Compact"/>
         <w:numPr>
           <w:ilvl w:val="0"/>
-          <w:numId w:val="1001"/>
+          <w:numId w:val="1002"/>
         </w:numPr>
       </w:pPr>
       <w:r>
@@ -6736,7 +6690,7 @@
         <w:pStyle w:val="Compact"/>
         <w:numPr>
           <w:ilvl w:val="0"/>
-          <w:numId w:val="1001"/>
+          <w:numId w:val="1002"/>
         </w:numPr>
       </w:pPr>
       <w:r>
@@ -6894,7 +6848,7 @@
         <w:pStyle w:val="Compact"/>
         <w:numPr>
           <w:ilvl w:val="0"/>
-          <w:numId w:val="1001"/>
+          <w:numId w:val="1002"/>
         </w:numPr>
       </w:pPr>
       <w:r>
@@ -6986,7 +6940,7 @@
         <w:pStyle w:val="Compact"/>
         <w:numPr>
           <w:ilvl w:val="0"/>
-          <w:numId w:val="1001"/>
+          <w:numId w:val="1002"/>
         </w:numPr>
       </w:pPr>
       <w:r>
@@ -17393,430 +17347,362 @@
     </w:p>
     <w:p>
       <w:pPr>
-        <w:pStyle w:val="SourceCode"/>
+        <w:pStyle w:val="Compact"/>
+        <w:numPr>
+          <w:ilvl w:val="0"/>
+          <w:numId w:val="1003"/>
+        </w:numPr>
       </w:pPr>
       <w:r>
         <w:rPr>
-          <w:rStyle w:val="VerbatimChar"/>
           <w:rFonts w:hint="eastAsia" w:ascii="Times New Roman" w:hAnsi="Times New Roman" w:eastAsia="FangSong" w:cs="Times New Roman"/>
         </w:rPr>
         <w:t xml:space="preserve">题目现象</w:t>
       </w:r>
       <w:r>
         <w:rPr>
-          <w:rStyle w:val="VerbatimChar"/>
           <w:rFonts w:ascii="Times New Roman" w:hAnsi="Times New Roman" w:eastAsia="Times New Roman" w:cs="Times New Roman"/>
         </w:rPr>
         <w:t xml:space="preserve"> → </w:t>
       </w:r>
       <w:r>
         <w:rPr>
-          <w:rStyle w:val="VerbatimChar"/>
           <w:rFonts w:hint="eastAsia" w:ascii="Times New Roman" w:hAnsi="Times New Roman" w:eastAsia="FangSong" w:cs="Times New Roman"/>
         </w:rPr>
         <w:t xml:space="preserve">识别最强信号</w:t>
       </w:r>
-      <w:r>
-        <w:rPr>
-          <w:rFonts w:ascii="Times New Roman" w:hAnsi="Times New Roman" w:eastAsia="Times New Roman" w:cs="Times New Roman"/>
-        </w:rPr>
-        <w:br/>
-      </w:r>
-      <w:r>
-        <w:rPr>
-          <w:rStyle w:val="VerbatimChar"/>
-          <w:rFonts w:ascii="Times New Roman" w:hAnsi="Times New Roman" w:eastAsia="Times New Roman" w:cs="Times New Roman"/>
-        </w:rPr>
-        <w:t xml:space="preserve">   ├─ </w:t>
-      </w:r>
-      <w:r>
-        <w:rPr>
-          <w:rStyle w:val="VerbatimChar"/>
+    </w:p>
+    <w:p>
+      <w:pPr>
+        <w:pStyle w:val="Compact"/>
+        <w:numPr>
+          <w:ilvl w:val="1"/>
+          <w:numId w:val="1004"/>
+        </w:numPr>
+      </w:pPr>
+      <w:r>
+        <w:rPr>
           <w:rFonts w:hint="eastAsia" w:ascii="Times New Roman" w:hAnsi="Times New Roman" w:eastAsia="FangSong" w:cs="Times New Roman"/>
         </w:rPr>
         <w:t xml:space="preserve">唯一性信号</w:t>
       </w:r>
       <w:r>
         <w:rPr>
-          <w:rStyle w:val="VerbatimChar"/>
           <w:rFonts w:ascii="Times New Roman" w:hAnsi="Times New Roman" w:eastAsia="Times New Roman" w:cs="Times New Roman"/>
         </w:rPr>
         <w:t xml:space="preserve"> → </w:t>
       </w:r>
       <w:r>
         <w:rPr>
-          <w:rStyle w:val="VerbatimChar"/>
           <w:rFonts w:hint="eastAsia" w:ascii="Times New Roman" w:hAnsi="Times New Roman" w:eastAsia="FangSong" w:cs="Times New Roman"/>
         </w:rPr>
         <w:t xml:space="preserve">直接锁定</w:t>
       </w:r>
-      <w:r>
-        <w:rPr>
-          <w:rFonts w:ascii="Times New Roman" w:hAnsi="Times New Roman" w:eastAsia="Times New Roman" w:cs="Times New Roman"/>
-        </w:rPr>
-        <w:br/>
-      </w:r>
-      <w:r>
-        <w:rPr>
-          <w:rStyle w:val="VerbatimChar"/>
-          <w:rFonts w:ascii="Times New Roman" w:hAnsi="Times New Roman" w:eastAsia="Times New Roman" w:cs="Times New Roman"/>
-        </w:rPr>
-        <w:t xml:space="preserve">   ├─ </w:t>
-      </w:r>
-      <w:r>
-        <w:rPr>
-          <w:rStyle w:val="VerbatimChar"/>
+    </w:p>
+    <w:p>
+      <w:pPr>
+        <w:pStyle w:val="Compact"/>
+        <w:numPr>
+          <w:ilvl w:val="1"/>
+          <w:numId w:val="1004"/>
+        </w:numPr>
+      </w:pPr>
+      <w:r>
+        <w:rPr>
           <w:rFonts w:hint="eastAsia" w:ascii="Times New Roman" w:hAnsi="Times New Roman" w:eastAsia="FangSong" w:cs="Times New Roman"/>
         </w:rPr>
         <w:t xml:space="preserve">组合信号</w:t>
       </w:r>
       <w:r>
         <w:rPr>
-          <w:rStyle w:val="VerbatimChar"/>
           <w:rFonts w:ascii="Times New Roman" w:hAnsi="Times New Roman" w:eastAsia="Times New Roman" w:cs="Times New Roman"/>
         </w:rPr>
         <w:t xml:space="preserve"> → </w:t>
       </w:r>
       <w:r>
         <w:rPr>
-          <w:rStyle w:val="VerbatimChar"/>
           <w:rFonts w:hint="eastAsia" w:ascii="Times New Roman" w:hAnsi="Times New Roman" w:eastAsia="FangSong" w:cs="Times New Roman"/>
         </w:rPr>
         <w:t xml:space="preserve">列</w:t>
       </w:r>
       <w:r>
         <w:rPr>
-          <w:rStyle w:val="VerbatimChar"/>
           <w:rFonts w:ascii="Times New Roman" w:hAnsi="Times New Roman" w:eastAsia="Times New Roman" w:cs="Times New Roman"/>
         </w:rPr>
         <w:t xml:space="preserve"> 2-4 </w:t>
       </w:r>
       <w:r>
         <w:rPr>
-          <w:rStyle w:val="VerbatimChar"/>
           <w:rFonts w:hint="eastAsia" w:ascii="Times New Roman" w:hAnsi="Times New Roman" w:eastAsia="FangSong" w:cs="Times New Roman"/>
         </w:rPr>
         <w:t xml:space="preserve">个候选</w:t>
       </w:r>
-      <w:r>
-        <w:rPr>
-          <w:rFonts w:ascii="Times New Roman" w:hAnsi="Times New Roman" w:eastAsia="Times New Roman" w:cs="Times New Roman"/>
-        </w:rPr>
-        <w:br/>
-      </w:r>
-      <w:r>
-        <w:rPr>
-          <w:rStyle w:val="VerbatimChar"/>
-          <w:rFonts w:ascii="Times New Roman" w:hAnsi="Times New Roman" w:eastAsia="Times New Roman" w:cs="Times New Roman"/>
-        </w:rPr>
-        <w:t xml:space="preserve">   └─ </w:t>
-      </w:r>
-      <w:r>
-        <w:rPr>
-          <w:rStyle w:val="VerbatimChar"/>
+    </w:p>
+    <w:p>
+      <w:pPr>
+        <w:pStyle w:val="Compact"/>
+        <w:numPr>
+          <w:ilvl w:val="1"/>
+          <w:numId w:val="1004"/>
+        </w:numPr>
+      </w:pPr>
+      <w:r>
+        <w:rPr>
           <w:rFonts w:hint="eastAsia" w:ascii="Times New Roman" w:hAnsi="Times New Roman" w:eastAsia="FangSong" w:cs="Times New Roman"/>
         </w:rPr>
         <w:t xml:space="preserve">单一信号</w:t>
       </w:r>
       <w:r>
         <w:rPr>
-          <w:rStyle w:val="VerbatimChar"/>
           <w:rFonts w:ascii="Times New Roman" w:hAnsi="Times New Roman" w:eastAsia="Times New Roman" w:cs="Times New Roman"/>
         </w:rPr>
         <w:t xml:space="preserve"> → </w:t>
       </w:r>
       <w:r>
         <w:rPr>
-          <w:rStyle w:val="VerbatimChar"/>
           <w:rFonts w:hint="eastAsia" w:ascii="Times New Roman" w:hAnsi="Times New Roman" w:eastAsia="FangSong" w:cs="Times New Roman"/>
         </w:rPr>
         <w:t xml:space="preserve">提取第二信号</w:t>
       </w:r>
-      <w:r>
-        <w:rPr>
-          <w:rFonts w:ascii="Times New Roman" w:hAnsi="Times New Roman" w:eastAsia="Times New Roman" w:cs="Times New Roman"/>
-        </w:rPr>
-        <w:br/>
-      </w:r>
-      <w:r>
-        <w:rPr>
-          <w:rStyle w:val="VerbatimChar"/>
+    </w:p>
+    <w:p>
+      <w:pPr>
+        <w:pStyle w:val="Compact"/>
+        <w:numPr>
+          <w:ilvl w:val="0"/>
+          <w:numId w:val="1003"/>
+        </w:numPr>
+      </w:pPr>
+      <w:r>
+        <w:rPr>
           <w:rFonts w:hint="eastAsia" w:ascii="Times New Roman" w:hAnsi="Times New Roman" w:eastAsia="FangSong" w:cs="Times New Roman"/>
         </w:rPr>
         <w:t xml:space="preserve">候选</w:t>
       </w:r>
       <w:r>
         <w:rPr>
-          <w:rStyle w:val="VerbatimChar"/>
           <w:rFonts w:ascii="Times New Roman" w:hAnsi="Times New Roman" w:eastAsia="Times New Roman" w:cs="Times New Roman"/>
         </w:rPr>
         <w:t xml:space="preserve"> → </w:t>
       </w:r>
       <w:r>
         <w:rPr>
-          <w:rStyle w:val="VerbatimChar"/>
           <w:rFonts w:hint="eastAsia" w:ascii="Times New Roman" w:hAnsi="Times New Roman" w:eastAsia="FangSong" w:cs="Times New Roman"/>
         </w:rPr>
         <w:t xml:space="preserve">用否定信息排除</w:t>
       </w:r>
       <w:r>
         <w:rPr>
-          <w:rStyle w:val="VerbatimChar"/>
           <w:rFonts w:ascii="Times New Roman" w:hAnsi="Times New Roman" w:eastAsia="Times New Roman" w:cs="Times New Roman"/>
         </w:rPr>
         <w:t xml:space="preserve"> → </w:t>
       </w:r>
       <w:r>
         <w:rPr>
-          <w:rStyle w:val="VerbatimChar"/>
           <w:rFonts w:hint="eastAsia" w:ascii="Times New Roman" w:hAnsi="Times New Roman" w:eastAsia="FangSong" w:cs="Times New Roman"/>
         </w:rPr>
         <w:t xml:space="preserve">剩余</w:t>
       </w:r>
       <w:r>
         <w:rPr>
-          <w:rStyle w:val="VerbatimChar"/>
           <w:rFonts w:ascii="Times New Roman" w:hAnsi="Times New Roman" w:eastAsia="Times New Roman" w:cs="Times New Roman"/>
         </w:rPr>
         <w:t xml:space="preserve"> </w:t>
       </w:r>
       <w:r>
         <w:rPr>
-          <w:rStyle w:val="VerbatimChar"/>
           <w:rFonts w:hint="eastAsia" w:ascii="Times New Roman" w:hAnsi="Times New Roman" w:eastAsia="Times New Roman" w:cs="Times New Roman"/>
         </w:rPr>
         <w:t xml:space="preserve">≤2？</w:t>
       </w:r>
-      <w:r>
-        <w:rPr>
-          <w:rFonts w:ascii="Times New Roman" w:hAnsi="Times New Roman" w:eastAsia="Times New Roman" w:cs="Times New Roman"/>
-        </w:rPr>
-        <w:br/>
-      </w:r>
-      <w:r>
-        <w:rPr>
-          <w:rStyle w:val="VerbatimChar"/>
-          <w:rFonts w:ascii="Times New Roman" w:hAnsi="Times New Roman" w:eastAsia="Times New Roman" w:cs="Times New Roman"/>
-        </w:rPr>
-        <w:t xml:space="preserve">   ├─ </w:t>
-      </w:r>
-      <w:r>
-        <w:rPr>
-          <w:rStyle w:val="VerbatimChar"/>
+    </w:p>
+    <w:p>
+      <w:pPr>
+        <w:pStyle w:val="Compact"/>
+        <w:numPr>
+          <w:ilvl w:val="1"/>
+          <w:numId w:val="1005"/>
+        </w:numPr>
+      </w:pPr>
+      <w:r>
+        <w:rPr>
           <w:rFonts w:hint="eastAsia" w:ascii="Times New Roman" w:hAnsi="Times New Roman" w:eastAsia="FangSong" w:cs="Times New Roman"/>
         </w:rPr>
         <w:t xml:space="preserve">否</w:t>
       </w:r>
       <w:r>
         <w:rPr>
-          <w:rStyle w:val="VerbatimChar"/>
           <w:rFonts w:ascii="Times New Roman" w:hAnsi="Times New Roman" w:eastAsia="Times New Roman" w:cs="Times New Roman"/>
         </w:rPr>
         <w:t xml:space="preserve"> → </w:t>
       </w:r>
       <w:r>
         <w:rPr>
-          <w:rStyle w:val="VerbatimChar"/>
           <w:rFonts w:hint="eastAsia" w:ascii="Times New Roman" w:hAnsi="Times New Roman" w:eastAsia="FangSong" w:cs="Times New Roman"/>
         </w:rPr>
         <w:t xml:space="preserve">提取第三信号交叉验证</w:t>
       </w:r>
       <w:r>
         <w:rPr>
-          <w:rStyle w:val="VerbatimChar"/>
           <w:rFonts w:ascii="Times New Roman" w:hAnsi="Times New Roman" w:eastAsia="Times New Roman" w:cs="Times New Roman"/>
         </w:rPr>
         <w:t xml:space="preserve"> → </w:t>
       </w:r>
       <w:r>
         <w:rPr>
-          <w:rStyle w:val="VerbatimChar"/>
           <w:rFonts w:hint="eastAsia" w:ascii="Times New Roman" w:hAnsi="Times New Roman" w:eastAsia="FangSong" w:cs="Times New Roman"/>
         </w:rPr>
         <w:t xml:space="preserve">回到候选</w:t>
       </w:r>
-      <w:r>
-        <w:rPr>
-          <w:rFonts w:ascii="Times New Roman" w:hAnsi="Times New Roman" w:eastAsia="Times New Roman" w:cs="Times New Roman"/>
-        </w:rPr>
-        <w:br/>
-      </w:r>
-      <w:r>
-        <w:rPr>
-          <w:rStyle w:val="VerbatimChar"/>
-          <w:rFonts w:ascii="Times New Roman" w:hAnsi="Times New Roman" w:eastAsia="Times New Roman" w:cs="Times New Roman"/>
-        </w:rPr>
-        <w:t xml:space="preserve">   └─ </w:t>
-      </w:r>
-      <w:r>
-        <w:rPr>
-          <w:rStyle w:val="VerbatimChar"/>
+    </w:p>
+    <w:p>
+      <w:pPr>
+        <w:pStyle w:val="Compact"/>
+        <w:numPr>
+          <w:ilvl w:val="1"/>
+          <w:numId w:val="1005"/>
+        </w:numPr>
+      </w:pPr>
+      <w:r>
+        <w:rPr>
           <w:rFonts w:hint="eastAsia" w:ascii="Times New Roman" w:hAnsi="Times New Roman" w:eastAsia="FangSong" w:cs="Times New Roman"/>
         </w:rPr>
         <w:t xml:space="preserve">是</w:t>
       </w:r>
       <w:r>
         <w:rPr>
-          <w:rStyle w:val="VerbatimChar"/>
           <w:rFonts w:ascii="Times New Roman" w:hAnsi="Times New Roman" w:eastAsia="Times New Roman" w:cs="Times New Roman"/>
         </w:rPr>
         <w:t xml:space="preserve"> → </w:t>
       </w:r>
       <w:r>
         <w:rPr>
-          <w:rStyle w:val="VerbatimChar"/>
           <w:rFonts w:hint="eastAsia" w:ascii="Times New Roman" w:hAnsi="Times New Roman" w:eastAsia="FangSong" w:cs="Times New Roman"/>
         </w:rPr>
         <w:t>反向验证</w:t>
       </w:r>
       <w:r>
         <w:rPr>
-          <w:rStyle w:val="VerbatimChar"/>
           <w:rFonts w:hint="eastAsia" w:ascii="Times New Roman" w:hAnsi="Times New Roman" w:eastAsia="Times New Roman" w:cs="Times New Roman"/>
         </w:rPr>
         <w:t>：</w:t>
       </w:r>
       <w:r>
         <w:rPr>
-          <w:rStyle w:val="VerbatimChar"/>
           <w:rFonts w:hint="eastAsia" w:ascii="Times New Roman" w:hAnsi="Times New Roman" w:eastAsia="FangSong" w:cs="Times New Roman"/>
         </w:rPr>
         <w:t>所有条件都能解释</w:t>
       </w:r>
       <w:r>
         <w:rPr>
-          <w:rStyle w:val="VerbatimChar"/>
           <w:rFonts w:hint="eastAsia" w:ascii="Times New Roman" w:hAnsi="Times New Roman" w:eastAsia="Times New Roman" w:cs="Times New Roman"/>
         </w:rPr>
         <w:t>？</w:t>
       </w:r>
-      <w:r>
-        <w:rPr>
-          <w:rFonts w:ascii="Times New Roman" w:hAnsi="Times New Roman" w:eastAsia="Times New Roman" w:cs="Times New Roman"/>
-        </w:rPr>
-        <w:br/>
-      </w:r>
-      <w:r>
-        <w:rPr>
-          <w:rStyle w:val="VerbatimChar"/>
-          <w:rFonts w:ascii="Times New Roman" w:hAnsi="Times New Roman" w:eastAsia="Times New Roman" w:cs="Times New Roman"/>
-        </w:rPr>
-        <w:t xml:space="preserve">            ├─ </w:t>
-      </w:r>
-      <w:r>
-        <w:rPr>
-          <w:rStyle w:val="VerbatimChar"/>
+    </w:p>
+    <w:p>
+      <w:pPr>
+        <w:pStyle w:val="Compact"/>
+        <w:numPr>
+          <w:ilvl w:val="2"/>
+          <w:numId w:val="1006"/>
+        </w:numPr>
+      </w:pPr>
+      <w:r>
+        <w:rPr>
           <w:rFonts w:hint="eastAsia" w:ascii="Times New Roman" w:hAnsi="Times New Roman" w:eastAsia="FangSong" w:cs="Times New Roman"/>
         </w:rPr>
         <w:t xml:space="preserve">否</w:t>
       </w:r>
       <w:r>
         <w:rPr>
-          <w:rStyle w:val="VerbatimChar"/>
           <w:rFonts w:ascii="Times New Roman" w:hAnsi="Times New Roman" w:eastAsia="Times New Roman" w:cs="Times New Roman"/>
         </w:rPr>
         <w:t xml:space="preserve"> → </w:t>
       </w:r>
       <w:r>
         <w:rPr>
-          <w:rStyle w:val="VerbatimChar"/>
           <w:rFonts w:hint="eastAsia" w:ascii="Times New Roman" w:hAnsi="Times New Roman" w:eastAsia="FangSong" w:cs="Times New Roman"/>
         </w:rPr>
         <w:t>回溯</w:t>
       </w:r>
       <w:r>
         <w:rPr>
-          <w:rStyle w:val="VerbatimChar"/>
           <w:rFonts w:hint="eastAsia" w:ascii="Times New Roman" w:hAnsi="Times New Roman" w:eastAsia="Times New Roman" w:cs="Times New Roman"/>
         </w:rPr>
         <w:t>，</w:t>
       </w:r>
       <w:r>
         <w:rPr>
-          <w:rStyle w:val="VerbatimChar"/>
           <w:rFonts w:hint="eastAsia" w:ascii="Times New Roman" w:hAnsi="Times New Roman" w:eastAsia="FangSong" w:cs="Times New Roman"/>
         </w:rPr>
         <w:t>重新识别信号</w:t>
       </w:r>
       <w:r>
         <w:rPr>
-          <w:rStyle w:val="VerbatimChar"/>
           <w:rFonts w:hint="eastAsia" w:ascii="Times New Roman" w:hAnsi="Times New Roman" w:eastAsia="Times New Roman" w:cs="Times New Roman"/>
         </w:rPr>
         <w:t>（</w:t>
       </w:r>
       <w:r>
         <w:rPr>
-          <w:rStyle w:val="VerbatimChar"/>
           <w:rFonts w:hint="eastAsia" w:ascii="Times New Roman" w:hAnsi="Times New Roman" w:eastAsia="FangSong" w:cs="Times New Roman"/>
         </w:rPr>
         <w:t>止损</w:t>
       </w:r>
       <w:r>
         <w:rPr>
-          <w:rStyle w:val="VerbatimChar"/>
           <w:rFonts w:hint="eastAsia" w:ascii="Times New Roman" w:hAnsi="Times New Roman" w:eastAsia="Times New Roman" w:cs="Times New Roman"/>
         </w:rPr>
         <w:t>）</w:t>
       </w:r>
-      <w:r>
-        <w:rPr>
-          <w:rFonts w:ascii="Times New Roman" w:hAnsi="Times New Roman" w:eastAsia="Times New Roman" w:cs="Times New Roman"/>
-        </w:rPr>
-        <w:br/>
-      </w:r>
-      <w:r>
-        <w:rPr>
-          <w:rStyle w:val="VerbatimChar"/>
-          <w:rFonts w:ascii="Times New Roman" w:hAnsi="Times New Roman" w:eastAsia="Times New Roman" w:cs="Times New Roman"/>
-        </w:rPr>
-        <w:t xml:space="preserve">            └─ </w:t>
-      </w:r>
-      <w:r>
-        <w:rPr>
-          <w:rStyle w:val="VerbatimChar"/>
+    </w:p>
+    <w:p>
+      <w:pPr>
+        <w:pStyle w:val="Compact"/>
+        <w:numPr>
+          <w:ilvl w:val="2"/>
+          <w:numId w:val="1006"/>
+        </w:numPr>
+      </w:pPr>
+      <w:r>
+        <w:rPr>
           <w:rFonts w:hint="eastAsia" w:ascii="Times New Roman" w:hAnsi="Times New Roman" w:eastAsia="FangSong" w:cs="Times New Roman"/>
         </w:rPr>
         <w:t xml:space="preserve">是</w:t>
       </w:r>
       <w:r>
         <w:rPr>
-          <w:rStyle w:val="VerbatimChar"/>
           <w:rFonts w:ascii="Times New Roman" w:hAnsi="Times New Roman" w:eastAsia="Times New Roman" w:cs="Times New Roman"/>
         </w:rPr>
         <w:t xml:space="preserve"> → </w:t>
       </w:r>
       <w:r>
         <w:rPr>
-          <w:rStyle w:val="VerbatimChar"/>
           <w:rFonts w:hint="eastAsia" w:ascii="Times New Roman" w:hAnsi="Times New Roman" w:eastAsia="FangSong" w:cs="Times New Roman"/>
         </w:rPr>
         <w:t xml:space="preserve">定价态</w:t>
       </w:r>
       <w:r>
         <w:rPr>
-          <w:rStyle w:val="VerbatimChar"/>
           <w:rFonts w:ascii="Times New Roman" w:hAnsi="Times New Roman" w:eastAsia="Times New Roman" w:cs="Times New Roman"/>
         </w:rPr>
         <w:t xml:space="preserve"> + </w:t>
       </w:r>
       <w:r>
         <w:rPr>
-          <w:rStyle w:val="VerbatimChar"/>
           <w:rFonts w:hint="eastAsia" w:ascii="Times New Roman" w:hAnsi="Times New Roman" w:eastAsia="FangSong" w:cs="Times New Roman"/>
         </w:rPr>
         <w:t xml:space="preserve">写关键方程式</w:t>
       </w:r>
       <w:r>
         <w:rPr>
-          <w:rStyle w:val="VerbatimChar"/>
           <w:rFonts w:ascii="Times New Roman" w:hAnsi="Times New Roman" w:eastAsia="Times New Roman" w:cs="Times New Roman"/>
         </w:rPr>
         <w:t xml:space="preserve"> → </w:t>
       </w:r>
       <w:r>
         <w:rPr>
-          <w:rStyle w:val="VerbatimChar"/>
           <w:rFonts w:hint="eastAsia" w:ascii="Times New Roman" w:hAnsi="Times New Roman" w:eastAsia="FangSong" w:cs="Times New Roman"/>
         </w:rPr>
         <w:t xml:space="preserve">完成</w:t>
@@ -21340,192 +21226,173 @@
     </w:p>
     <w:p>
       <w:pPr>
-        <w:pStyle w:val="SourceCode"/>
+        <w:pStyle w:val="Compact"/>
+        <w:numPr>
+          <w:ilvl w:val="0"/>
+          <w:numId w:val="1007"/>
+        </w:numPr>
       </w:pPr>
       <w:r>
         <w:rPr>
-          <w:rStyle w:val="VerbatimChar"/>
           <w:rFonts w:hint="eastAsia" w:ascii="Times New Roman" w:hAnsi="Times New Roman" w:eastAsia="FangSong" w:cs="Times New Roman"/>
         </w:rPr>
         <w:t xml:space="preserve">第一步</w:t>
       </w:r>
       <w:r>
         <w:rPr>
-          <w:rStyle w:val="VerbatimChar"/>
           <w:rFonts w:ascii="Times New Roman" w:hAnsi="Times New Roman" w:eastAsia="Times New Roman" w:cs="Times New Roman"/>
         </w:rPr>
         <w:t xml:space="preserve"> </w:t>
       </w:r>
       <w:r>
         <w:rPr>
-          <w:rStyle w:val="VerbatimChar"/>
           <w:rFonts w:hint="eastAsia" w:ascii="Times New Roman" w:hAnsi="Times New Roman" w:eastAsia="FangSong" w:cs="Times New Roman"/>
         </w:rPr>
         <w:t>圈古文操作词</w:t>
       </w:r>
       <w:r>
         <w:rPr>
-          <w:rStyle w:val="VerbatimChar"/>
           <w:rFonts w:hint="eastAsia" w:ascii="Times New Roman" w:hAnsi="Times New Roman" w:eastAsia="Times New Roman" w:cs="Times New Roman"/>
         </w:rPr>
         <w:t>：「</w:t>
       </w:r>
       <w:r>
         <w:rPr>
-          <w:rStyle w:val="VerbatimChar"/>
           <w:rFonts w:hint="eastAsia" w:ascii="Times New Roman" w:hAnsi="Times New Roman" w:eastAsia="FangSong" w:cs="Times New Roman"/>
         </w:rPr>
         <w:t>煅</w:t>
       </w:r>
       <w:r>
         <w:rPr>
-          <w:rStyle w:val="VerbatimChar"/>
           <w:rFonts w:hint="eastAsia" w:ascii="Times New Roman" w:hAnsi="Times New Roman" w:eastAsia="Times New Roman" w:cs="Times New Roman"/>
         </w:rPr>
         <w:t>」→</w:t>
       </w:r>
       <w:r>
         <w:rPr>
-          <w:rStyle w:val="VerbatimChar"/>
           <w:rFonts w:hint="eastAsia" w:ascii="Times New Roman" w:hAnsi="Times New Roman" w:eastAsia="FangSong" w:cs="Times New Roman"/>
         </w:rPr>
         <w:t>高温加热</w:t>
       </w:r>
       <w:r>
         <w:rPr>
-          <w:rStyle w:val="VerbatimChar"/>
           <w:rFonts w:hint="eastAsia" w:ascii="Times New Roman" w:hAnsi="Times New Roman" w:eastAsia="Times New Roman" w:cs="Times New Roman"/>
         </w:rPr>
         <w:t>；「</w:t>
       </w:r>
       <w:r>
         <w:rPr>
-          <w:rStyle w:val="VerbatimChar"/>
           <w:rFonts w:hint="eastAsia" w:ascii="Times New Roman" w:hAnsi="Times New Roman" w:eastAsia="FangSong" w:cs="Times New Roman"/>
         </w:rPr>
         <w:t>淬</w:t>
       </w:r>
       <w:r>
         <w:rPr>
-          <w:rStyle w:val="VerbatimChar"/>
           <w:rFonts w:hint="eastAsia" w:ascii="Times New Roman" w:hAnsi="Times New Roman" w:eastAsia="Times New Roman" w:cs="Times New Roman"/>
         </w:rPr>
         <w:t>」→</w:t>
       </w:r>
       <w:r>
         <w:rPr>
-          <w:rStyle w:val="VerbatimChar"/>
           <w:rFonts w:hint="eastAsia" w:ascii="Times New Roman" w:hAnsi="Times New Roman" w:eastAsia="FangSong" w:cs="Times New Roman"/>
         </w:rPr>
         <w:t>水中冷却</w:t>
       </w:r>
       <w:r>
         <w:rPr>
-          <w:rStyle w:val="VerbatimChar"/>
           <w:rFonts w:hint="eastAsia" w:ascii="Times New Roman" w:hAnsi="Times New Roman" w:eastAsia="Times New Roman" w:cs="Times New Roman"/>
         </w:rPr>
         <w:t>；「</w:t>
       </w:r>
       <w:r>
         <w:rPr>
-          <w:rStyle w:val="VerbatimChar"/>
           <w:rFonts w:hint="eastAsia" w:ascii="Times New Roman" w:hAnsi="Times New Roman" w:eastAsia="FangSong" w:cs="Times New Roman"/>
         </w:rPr>
         <w:t>飞</w:t>
       </w:r>
       <w:r>
         <w:rPr>
-          <w:rStyle w:val="VerbatimChar"/>
           <w:rFonts w:hint="eastAsia" w:ascii="Times New Roman" w:hAnsi="Times New Roman" w:eastAsia="Times New Roman" w:cs="Times New Roman"/>
         </w:rPr>
         <w:t>」→</w:t>
       </w:r>
       <w:r>
         <w:rPr>
-          <w:rStyle w:val="VerbatimChar"/>
           <w:rFonts w:hint="eastAsia" w:ascii="Times New Roman" w:hAnsi="Times New Roman" w:eastAsia="FangSong" w:cs="Times New Roman"/>
         </w:rPr>
         <w:t>升华</w:t>
       </w:r>
       <w:r>
         <w:rPr>
-          <w:rStyle w:val="VerbatimChar"/>
           <w:rFonts w:hint="eastAsia" w:ascii="Times New Roman" w:hAnsi="Times New Roman" w:eastAsia="Times New Roman" w:cs="Times New Roman"/>
         </w:rPr>
         <w:t>；「</w:t>
       </w:r>
       <w:r>
         <w:rPr>
-          <w:rStyle w:val="VerbatimChar"/>
           <w:rFonts w:hint="eastAsia" w:ascii="Times New Roman" w:hAnsi="Times New Roman" w:eastAsia="FangSong" w:cs="Times New Roman"/>
         </w:rPr>
         <w:t>点</w:t>
       </w:r>
       <w:r>
         <w:rPr>
-          <w:rStyle w:val="VerbatimChar"/>
           <w:rFonts w:hint="eastAsia" w:ascii="Times New Roman" w:hAnsi="Times New Roman" w:eastAsia="Times New Roman" w:cs="Times New Roman"/>
         </w:rPr>
         <w:t>」→</w:t>
       </w:r>
       <w:r>
         <w:rPr>
-          <w:rStyle w:val="VerbatimChar"/>
           <w:rFonts w:hint="eastAsia" w:ascii="Times New Roman" w:hAnsi="Times New Roman" w:eastAsia="FangSong" w:cs="Times New Roman"/>
         </w:rPr>
         <w:t>加入少量</w:t>
       </w:r>
-      <w:r>
-        <w:rPr>
-          <w:rFonts w:ascii="Times New Roman" w:hAnsi="Times New Roman" w:eastAsia="Times New Roman" w:cs="Times New Roman"/>
-        </w:rPr>
-        <w:br/>
-      </w:r>
-      <w:r>
-        <w:rPr>
-          <w:rStyle w:val="VerbatimChar"/>
+    </w:p>
+    <w:p>
+      <w:pPr>
+        <w:pStyle w:val="Compact"/>
+        <w:numPr>
+          <w:ilvl w:val="0"/>
+          <w:numId w:val="1007"/>
+        </w:numPr>
+      </w:pPr>
+      <w:r>
+        <w:rPr>
           <w:rFonts w:hint="eastAsia" w:ascii="Times New Roman" w:hAnsi="Times New Roman" w:eastAsia="FangSong" w:cs="Times New Roman"/>
         </w:rPr>
         <w:t xml:space="preserve">第二步</w:t>
       </w:r>
       <w:r>
         <w:rPr>
-          <w:rStyle w:val="VerbatimChar"/>
           <w:rFonts w:ascii="Times New Roman" w:hAnsi="Times New Roman" w:eastAsia="Times New Roman" w:cs="Times New Roman"/>
         </w:rPr>
         <w:t xml:space="preserve"> </w:t>
       </w:r>
       <w:r>
         <w:rPr>
-          <w:rStyle w:val="VerbatimChar"/>
           <w:rFonts w:hint="eastAsia" w:ascii="Times New Roman" w:hAnsi="Times New Roman" w:eastAsia="FangSong" w:cs="Times New Roman"/>
         </w:rPr>
         <w:t>定位关键物质</w:t>
       </w:r>
       <w:r>
         <w:rPr>
-          <w:rStyle w:val="VerbatimChar"/>
           <w:rFonts w:hint="eastAsia" w:ascii="Times New Roman" w:hAnsi="Times New Roman" w:eastAsia="Times New Roman" w:cs="Times New Roman"/>
         </w:rPr>
         <w:t>：</w:t>
       </w:r>
       <w:r>
         <w:rPr>
-          <w:rStyle w:val="VerbatimChar"/>
           <w:rFonts w:hint="eastAsia" w:ascii="Times New Roman" w:hAnsi="Times New Roman" w:eastAsia="FangSong" w:cs="Times New Roman"/>
         </w:rPr>
         <w:t>雄黄</w:t>
       </w:r>
       <w:r>
         <w:rPr>
-          <w:rStyle w:val="VerbatimChar"/>
           <w:rFonts w:hint="eastAsia" w:ascii="Times New Roman" w:hAnsi="Times New Roman" w:eastAsia="Times New Roman" w:cs="Times New Roman"/>
         </w:rPr>
         <w:t>=As</w:t>
       </w:r>
       <w:r>
         <w:rPr>
-          <w:rStyle w:val="VerbatimChar"/>
           <w:rFonts w:hint="eastAsia" w:ascii="Times New Roman" w:hAnsi="Times New Roman" w:eastAsia="Times New Roman" w:cs="Times New Roman"/>
           <w:vertAlign w:val="subscript"/>
         </w:rPr>
@@ -21533,14 +21400,12 @@
       </w:r>
       <w:r>
         <w:rPr>
-          <w:rStyle w:val="VerbatimChar"/>
           <w:rFonts w:hint="eastAsia" w:ascii="Times New Roman" w:hAnsi="Times New Roman" w:eastAsia="Times New Roman" w:cs="Times New Roman"/>
         </w:rPr>
         <w:t>S</w:t>
       </w:r>
       <w:r>
         <w:rPr>
-          <w:rStyle w:val="VerbatimChar"/>
           <w:rFonts w:hint="eastAsia" w:ascii="Times New Roman" w:hAnsi="Times New Roman" w:eastAsia="Times New Roman" w:cs="Times New Roman"/>
           <w:vertAlign w:val="subscript"/>
         </w:rPr>
@@ -21548,28 +21413,24 @@
       </w:r>
       <w:r>
         <w:rPr>
-          <w:rStyle w:val="VerbatimChar"/>
           <w:rFonts w:hint="eastAsia" w:ascii="Times New Roman" w:hAnsi="Times New Roman" w:eastAsia="Times New Roman" w:cs="Times New Roman"/>
         </w:rPr>
         <w:t>；</w:t>
       </w:r>
       <w:r>
         <w:rPr>
-          <w:rStyle w:val="VerbatimChar"/>
           <w:rFonts w:hint="eastAsia" w:ascii="Times New Roman" w:hAnsi="Times New Roman" w:eastAsia="FangSong" w:cs="Times New Roman"/>
         </w:rPr>
         <w:t>砒霜</w:t>
       </w:r>
       <w:r>
         <w:rPr>
-          <w:rStyle w:val="VerbatimChar"/>
           <w:rFonts w:hint="eastAsia" w:ascii="Times New Roman" w:hAnsi="Times New Roman" w:eastAsia="Times New Roman" w:cs="Times New Roman"/>
         </w:rPr>
         <w:t>=As</w:t>
       </w:r>
       <w:r>
         <w:rPr>
-          <w:rStyle w:val="VerbatimChar"/>
           <w:rFonts w:hint="eastAsia" w:ascii="Times New Roman" w:hAnsi="Times New Roman" w:eastAsia="Times New Roman" w:cs="Times New Roman"/>
           <w:vertAlign w:val="subscript"/>
         </w:rPr>
@@ -21577,14 +21438,12 @@
       </w:r>
       <w:r>
         <w:rPr>
-          <w:rStyle w:val="VerbatimChar"/>
           <w:rFonts w:hint="eastAsia" w:ascii="Times New Roman" w:hAnsi="Times New Roman" w:eastAsia="Times New Roman" w:cs="Times New Roman"/>
         </w:rPr>
         <w:t>O</w:t>
       </w:r>
       <w:r>
         <w:rPr>
-          <w:rStyle w:val="VerbatimChar"/>
           <w:rFonts w:hint="eastAsia" w:ascii="Times New Roman" w:hAnsi="Times New Roman" w:eastAsia="Times New Roman" w:cs="Times New Roman"/>
           <w:vertAlign w:val="subscript"/>
         </w:rPr>
@@ -21592,28 +21451,24 @@
       </w:r>
       <w:r>
         <w:rPr>
-          <w:rStyle w:val="VerbatimChar"/>
           <w:rFonts w:hint="eastAsia" w:ascii="Times New Roman" w:hAnsi="Times New Roman" w:eastAsia="Times New Roman" w:cs="Times New Roman"/>
         </w:rPr>
         <w:t>；</w:t>
       </w:r>
       <w:r>
         <w:rPr>
-          <w:rStyle w:val="VerbatimChar"/>
           <w:rFonts w:hint="eastAsia" w:ascii="Times New Roman" w:hAnsi="Times New Roman" w:eastAsia="FangSong" w:cs="Times New Roman"/>
         </w:rPr>
         <w:t>胆矾</w:t>
       </w:r>
       <w:r>
         <w:rPr>
-          <w:rStyle w:val="VerbatimChar"/>
           <w:rFonts w:hint="eastAsia" w:ascii="Times New Roman" w:hAnsi="Times New Roman" w:eastAsia="Times New Roman" w:cs="Times New Roman"/>
         </w:rPr>
         <w:t>=CuSO</w:t>
       </w:r>
       <w:r>
         <w:rPr>
-          <w:rStyle w:val="VerbatimChar"/>
           <w:rFonts w:hint="eastAsia" w:ascii="Times New Roman" w:hAnsi="Times New Roman" w:eastAsia="Times New Roman" w:cs="Times New Roman"/>
           <w:vertAlign w:val="subscript"/>
         </w:rPr>
@@ -21621,14 +21476,12 @@
       </w:r>
       <w:r>
         <w:rPr>
-          <w:rStyle w:val="VerbatimChar"/>
           <w:rFonts w:hint="eastAsia" w:ascii="Times New Roman" w:hAnsi="Times New Roman" w:eastAsia="Times New Roman" w:cs="Times New Roman"/>
         </w:rPr>
         <w:t>·5H</w:t>
       </w:r>
       <w:r>
         <w:rPr>
-          <w:rStyle w:val="VerbatimChar"/>
           <w:rFonts w:hint="eastAsia" w:ascii="Times New Roman" w:hAnsi="Times New Roman" w:eastAsia="Times New Roman" w:cs="Times New Roman"/>
           <w:vertAlign w:val="subscript"/>
         </w:rPr>
@@ -21636,28 +21489,24 @@
       </w:r>
       <w:r>
         <w:rPr>
-          <w:rStyle w:val="VerbatimChar"/>
           <w:rFonts w:hint="eastAsia" w:ascii="Times New Roman" w:hAnsi="Times New Roman" w:eastAsia="Times New Roman" w:cs="Times New Roman"/>
         </w:rPr>
         <w:t>O；</w:t>
       </w:r>
       <w:r>
         <w:rPr>
-          <w:rStyle w:val="VerbatimChar"/>
           <w:rFonts w:hint="eastAsia" w:ascii="Times New Roman" w:hAnsi="Times New Roman" w:eastAsia="FangSong" w:cs="Times New Roman"/>
         </w:rPr>
         <w:t>绿矾</w:t>
       </w:r>
       <w:r>
         <w:rPr>
-          <w:rStyle w:val="VerbatimChar"/>
           <w:rFonts w:hint="eastAsia" w:ascii="Times New Roman" w:hAnsi="Times New Roman" w:eastAsia="Times New Roman" w:cs="Times New Roman"/>
         </w:rPr>
         <w:t>=FeSO</w:t>
       </w:r>
       <w:r>
         <w:rPr>
-          <w:rStyle w:val="VerbatimChar"/>
           <w:rFonts w:hint="eastAsia" w:ascii="Times New Roman" w:hAnsi="Times New Roman" w:eastAsia="Times New Roman" w:cs="Times New Roman"/>
           <w:vertAlign w:val="subscript"/>
         </w:rPr>
@@ -21665,14 +21514,12 @@
       </w:r>
       <w:r>
         <w:rPr>
-          <w:rStyle w:val="VerbatimChar"/>
           <w:rFonts w:hint="eastAsia" w:ascii="Times New Roman" w:hAnsi="Times New Roman" w:eastAsia="Times New Roman" w:cs="Times New Roman"/>
         </w:rPr>
         <w:t>·7H</w:t>
       </w:r>
       <w:r>
         <w:rPr>
-          <w:rStyle w:val="VerbatimChar"/>
           <w:rFonts w:hint="eastAsia" w:ascii="Times New Roman" w:hAnsi="Times New Roman" w:eastAsia="Times New Roman" w:cs="Times New Roman"/>
           <w:vertAlign w:val="subscript"/>
         </w:rPr>
@@ -21680,41 +21527,24 @@
       </w:r>
       <w:r>
         <w:rPr>
-          <w:rStyle w:val="VerbatimChar"/>
           <w:rFonts w:hint="eastAsia" w:ascii="Times New Roman" w:hAnsi="Times New Roman" w:eastAsia="Times New Roman" w:cs="Times New Roman"/>
         </w:rPr>
         <w:t>O；</w:t>
       </w:r>
       <w:r>
         <w:rPr>
-          <w:rFonts w:ascii="Times New Roman" w:hAnsi="Times New Roman" w:eastAsia="Times New Roman" w:cs="Times New Roman"/>
-        </w:rPr>
-        <w:br/>
-      </w:r>
-      <w:r>
-        <w:rPr>
-          <w:rStyle w:val="VerbatimChar"/>
-          <w:rFonts w:ascii="Times New Roman" w:hAnsi="Times New Roman" w:eastAsia="Times New Roman" w:cs="Times New Roman"/>
-        </w:rPr>
-        <w:t xml:space="preserve">                     </w:t>
-      </w:r>
-      <w:r>
-        <w:rPr>
-          <w:rStyle w:val="VerbatimChar"/>
           <w:rFonts w:hint="eastAsia" w:ascii="Times New Roman" w:hAnsi="Times New Roman" w:eastAsia="FangSong" w:cs="Times New Roman"/>
         </w:rPr>
         <w:t>皓矾</w:t>
       </w:r>
       <w:r>
         <w:rPr>
-          <w:rStyle w:val="VerbatimChar"/>
           <w:rFonts w:hint="eastAsia" w:ascii="Times New Roman" w:hAnsi="Times New Roman" w:eastAsia="Times New Roman" w:cs="Times New Roman"/>
         </w:rPr>
         <w:t>=ZnSO</w:t>
       </w:r>
       <w:r>
         <w:rPr>
-          <w:rStyle w:val="VerbatimChar"/>
           <w:rFonts w:hint="eastAsia" w:ascii="Times New Roman" w:hAnsi="Times New Roman" w:eastAsia="Times New Roman" w:cs="Times New Roman"/>
           <w:vertAlign w:val="subscript"/>
         </w:rPr>
@@ -21722,14 +21552,12 @@
       </w:r>
       <w:r>
         <w:rPr>
-          <w:rStyle w:val="VerbatimChar"/>
           <w:rFonts w:hint="eastAsia" w:ascii="Times New Roman" w:hAnsi="Times New Roman" w:eastAsia="Times New Roman" w:cs="Times New Roman"/>
         </w:rPr>
         <w:t>·7H</w:t>
       </w:r>
       <w:r>
         <w:rPr>
-          <w:rStyle w:val="VerbatimChar"/>
           <w:rFonts w:hint="eastAsia" w:ascii="Times New Roman" w:hAnsi="Times New Roman" w:eastAsia="Times New Roman" w:cs="Times New Roman"/>
           <w:vertAlign w:val="subscript"/>
         </w:rPr>
@@ -21737,28 +21565,24 @@
       </w:r>
       <w:r>
         <w:rPr>
-          <w:rStyle w:val="VerbatimChar"/>
           <w:rFonts w:hint="eastAsia" w:ascii="Times New Roman" w:hAnsi="Times New Roman" w:eastAsia="Times New Roman" w:cs="Times New Roman"/>
         </w:rPr>
         <w:t>O；</w:t>
       </w:r>
       <w:r>
         <w:rPr>
-          <w:rStyle w:val="VerbatimChar"/>
           <w:rFonts w:hint="eastAsia" w:ascii="Times New Roman" w:hAnsi="Times New Roman" w:eastAsia="FangSong" w:cs="Times New Roman"/>
         </w:rPr>
         <w:t>明矾</w:t>
       </w:r>
       <w:r>
         <w:rPr>
-          <w:rStyle w:val="VerbatimChar"/>
           <w:rFonts w:hint="eastAsia" w:ascii="Times New Roman" w:hAnsi="Times New Roman" w:eastAsia="Times New Roman" w:cs="Times New Roman"/>
         </w:rPr>
         <w:t>=KAl(SO</w:t>
       </w:r>
       <w:r>
         <w:rPr>
-          <w:rStyle w:val="VerbatimChar"/>
           <w:rFonts w:hint="eastAsia" w:ascii="Times New Roman" w:hAnsi="Times New Roman" w:eastAsia="Times New Roman" w:cs="Times New Roman"/>
           <w:vertAlign w:val="subscript"/>
         </w:rPr>
@@ -21766,14 +21590,12 @@
       </w:r>
       <w:r>
         <w:rPr>
-          <w:rStyle w:val="VerbatimChar"/>
           <w:rFonts w:hint="eastAsia" w:ascii="Times New Roman" w:hAnsi="Times New Roman" w:eastAsia="Times New Roman" w:cs="Times New Roman"/>
         </w:rPr>
         <w:t>)</w:t>
       </w:r>
       <w:r>
         <w:rPr>
-          <w:rStyle w:val="VerbatimChar"/>
           <w:rFonts w:hint="eastAsia" w:ascii="Times New Roman" w:hAnsi="Times New Roman" w:eastAsia="Times New Roman" w:cs="Times New Roman"/>
           <w:vertAlign w:val="subscript"/>
         </w:rPr>
@@ -21781,14 +21603,12 @@
       </w:r>
       <w:r>
         <w:rPr>
-          <w:rStyle w:val="VerbatimChar"/>
           <w:rFonts w:hint="eastAsia" w:ascii="Times New Roman" w:hAnsi="Times New Roman" w:eastAsia="Times New Roman" w:cs="Times New Roman"/>
         </w:rPr>
         <w:t>·12H</w:t>
       </w:r>
       <w:r>
         <w:rPr>
-          <w:rStyle w:val="VerbatimChar"/>
           <w:rFonts w:hint="eastAsia" w:ascii="Times New Roman" w:hAnsi="Times New Roman" w:eastAsia="Times New Roman" w:cs="Times New Roman"/>
           <w:vertAlign w:val="subscript"/>
         </w:rPr>
@@ -21796,28 +21616,24 @@
       </w:r>
       <w:r>
         <w:rPr>
-          <w:rStyle w:val="VerbatimChar"/>
           <w:rFonts w:hint="eastAsia" w:ascii="Times New Roman" w:hAnsi="Times New Roman" w:eastAsia="Times New Roman" w:cs="Times New Roman"/>
         </w:rPr>
         <w:t>O；</w:t>
       </w:r>
       <w:r>
         <w:rPr>
-          <w:rStyle w:val="VerbatimChar"/>
           <w:rFonts w:hint="eastAsia" w:ascii="Times New Roman" w:hAnsi="Times New Roman" w:eastAsia="FangSong" w:cs="Times New Roman"/>
         </w:rPr>
         <w:t>硝石</w:t>
       </w:r>
       <w:r>
         <w:rPr>
-          <w:rStyle w:val="VerbatimChar"/>
           <w:rFonts w:hint="eastAsia" w:ascii="Times New Roman" w:hAnsi="Times New Roman" w:eastAsia="Times New Roman" w:cs="Times New Roman"/>
         </w:rPr>
         <w:t>=KNO</w:t>
       </w:r>
       <w:r>
         <w:rPr>
-          <w:rStyle w:val="VerbatimChar"/>
           <w:rFonts w:hint="eastAsia" w:ascii="Times New Roman" w:hAnsi="Times New Roman" w:eastAsia="Times New Roman" w:cs="Times New Roman"/>
           <w:vertAlign w:val="subscript"/>
         </w:rPr>
@@ -21825,42 +21641,36 @@
       </w:r>
       <w:r>
         <w:rPr>
-          <w:rStyle w:val="VerbatimChar"/>
           <w:rFonts w:hint="eastAsia" w:ascii="Times New Roman" w:hAnsi="Times New Roman" w:eastAsia="Times New Roman" w:cs="Times New Roman"/>
         </w:rPr>
         <w:t>；</w:t>
       </w:r>
       <w:r>
         <w:rPr>
-          <w:rStyle w:val="VerbatimChar"/>
           <w:rFonts w:hint="eastAsia" w:ascii="Times New Roman" w:hAnsi="Times New Roman" w:eastAsia="FangSong" w:cs="Times New Roman"/>
         </w:rPr>
         <w:t>朱砂</w:t>
       </w:r>
       <w:r>
         <w:rPr>
-          <w:rStyle w:val="VerbatimChar"/>
           <w:rFonts w:hint="eastAsia" w:ascii="Times New Roman" w:hAnsi="Times New Roman" w:eastAsia="Times New Roman" w:cs="Times New Roman"/>
         </w:rPr>
         <w:t>=HgS；</w:t>
       </w:r>
       <w:r>
         <w:rPr>
-          <w:rStyle w:val="VerbatimChar"/>
           <w:rFonts w:hint="eastAsia" w:ascii="Times New Roman" w:hAnsi="Times New Roman" w:eastAsia="FangSong" w:cs="Times New Roman"/>
         </w:rPr>
         <w:t>铅丹</w:t>
       </w:r>
       <w:r>
         <w:rPr>
-          <w:rStyle w:val="VerbatimChar"/>
           <w:rFonts w:hint="eastAsia" w:ascii="Times New Roman" w:hAnsi="Times New Roman" w:eastAsia="Times New Roman" w:cs="Times New Roman"/>
         </w:rPr>
         <w:t>=Pb</w:t>
       </w:r>
       <w:r>
         <w:rPr>
-          <w:rStyle w:val="VerbatimChar"/>
           <w:rFonts w:hint="eastAsia" w:ascii="Times New Roman" w:hAnsi="Times New Roman" w:eastAsia="Times New Roman" w:cs="Times New Roman"/>
           <w:vertAlign w:val="subscript"/>
         </w:rPr>
@@ -21868,56 +21678,52 @@
       </w:r>
       <w:r>
         <w:rPr>
-          <w:rStyle w:val="VerbatimChar"/>
           <w:rFonts w:hint="eastAsia" w:ascii="Times New Roman" w:hAnsi="Times New Roman" w:eastAsia="Times New Roman" w:cs="Times New Roman"/>
         </w:rPr>
         <w:t>O</w:t>
       </w:r>
       <w:r>
         <w:rPr>
-          <w:rStyle w:val="VerbatimChar"/>
           <w:rFonts w:hint="eastAsia" w:ascii="Times New Roman" w:hAnsi="Times New Roman" w:eastAsia="Times New Roman" w:cs="Times New Roman"/>
           <w:vertAlign w:val="subscript"/>
         </w:rPr>
         <w:t>4</w:t>
       </w:r>
-      <w:r>
-        <w:rPr>
-          <w:rFonts w:ascii="Times New Roman" w:hAnsi="Times New Roman" w:eastAsia="Times New Roman" w:cs="Times New Roman"/>
-        </w:rPr>
-        <w:br/>
-      </w:r>
-      <w:r>
-        <w:rPr>
-          <w:rStyle w:val="VerbatimChar"/>
+    </w:p>
+    <w:p>
+      <w:pPr>
+        <w:pStyle w:val="Compact"/>
+        <w:numPr>
+          <w:ilvl w:val="0"/>
+          <w:numId w:val="1007"/>
+        </w:numPr>
+      </w:pPr>
+      <w:r>
+        <w:rPr>
           <w:rFonts w:hint="eastAsia" w:ascii="Times New Roman" w:hAnsi="Times New Roman" w:eastAsia="FangSong" w:cs="Times New Roman"/>
         </w:rPr>
         <w:t xml:space="preserve">第三步</w:t>
       </w:r>
       <w:r>
         <w:rPr>
-          <w:rStyle w:val="VerbatimChar"/>
           <w:rFonts w:ascii="Times New Roman" w:hAnsi="Times New Roman" w:eastAsia="Times New Roman" w:cs="Times New Roman"/>
         </w:rPr>
         <w:t xml:space="preserve"> </w:t>
       </w:r>
       <w:r>
         <w:rPr>
-          <w:rStyle w:val="VerbatimChar"/>
           <w:rFonts w:hint="eastAsia" w:ascii="Times New Roman" w:hAnsi="Times New Roman" w:eastAsia="FangSong" w:cs="Times New Roman"/>
         </w:rPr>
         <w:t>按操作写方程式</w:t>
       </w:r>
       <w:r>
         <w:rPr>
-          <w:rStyle w:val="VerbatimChar"/>
           <w:rFonts w:hint="eastAsia" w:ascii="Times New Roman" w:hAnsi="Times New Roman" w:eastAsia="Times New Roman" w:cs="Times New Roman"/>
         </w:rPr>
         <w:t>：</w:t>
       </w:r>
       <w:r>
         <w:rPr>
-          <w:rStyle w:val="VerbatimChar"/>
           <w:rFonts w:hint="eastAsia" w:ascii="Times New Roman" w:hAnsi="Times New Roman" w:eastAsia="FangSong" w:cs="Times New Roman"/>
         </w:rPr>
         <w:t>把古文操作链翻译为现代化学反应</w:t>
@@ -26129,300 +25935,6 @@
         <w:pStyle w:val="Compact"/>
         <w:numPr>
           <w:ilvl w:val="0"/>
-          <w:numId w:val="1002"/>
-        </w:numPr>
-      </w:pPr>
-      <w:r>
-        <w:rPr>
-          <w:rFonts w:hint="eastAsia" w:ascii="Times New Roman" w:hAnsi="Times New Roman" w:eastAsia="FangSong" w:cs="Times New Roman"/>
-        </w:rPr>
-        <w:t>是否圈出了所有</w:t>
-      </w:r>
-      <w:r>
-        <w:rPr>
-          <w:rFonts w:hint="eastAsia" w:ascii="Times New Roman" w:hAnsi="Times New Roman" w:eastAsia="Times New Roman" w:cs="Times New Roman"/>
-        </w:rPr>
-        <w:t>「</w:t>
-      </w:r>
-      <w:r>
-        <w:rPr>
-          <w:rFonts w:hint="eastAsia" w:ascii="Times New Roman" w:hAnsi="Times New Roman" w:eastAsia="FangSong" w:cs="Times New Roman"/>
-        </w:rPr>
-        <w:t>不</w:t>
-      </w:r>
-      <w:r>
-        <w:rPr>
-          <w:rFonts w:hint="eastAsia" w:ascii="Times New Roman" w:hAnsi="Times New Roman" w:eastAsia="Times New Roman" w:cs="Times New Roman"/>
-        </w:rPr>
-        <w:t>/</w:t>
-      </w:r>
-      <w:r>
-        <w:rPr>
-          <w:rFonts w:hint="eastAsia" w:ascii="Times New Roman" w:hAnsi="Times New Roman" w:eastAsia="FangSong" w:cs="Times New Roman"/>
-        </w:rPr>
-        <w:t>无</w:t>
-      </w:r>
-      <w:r>
-        <w:rPr>
-          <w:rFonts w:hint="eastAsia" w:ascii="Times New Roman" w:hAnsi="Times New Roman" w:eastAsia="Times New Roman" w:cs="Times New Roman"/>
-        </w:rPr>
-        <w:t>/</w:t>
-      </w:r>
-      <w:r>
-        <w:rPr>
-          <w:rFonts w:hint="eastAsia" w:ascii="Times New Roman" w:hAnsi="Times New Roman" w:eastAsia="FangSong" w:cs="Times New Roman"/>
-        </w:rPr>
-        <w:t>没有</w:t>
-      </w:r>
-      <w:r>
-        <w:rPr>
-          <w:rFonts w:hint="eastAsia" w:ascii="Times New Roman" w:hAnsi="Times New Roman" w:eastAsia="Times New Roman" w:cs="Times New Roman"/>
-        </w:rPr>
-        <w:t>」？</w:t>
-      </w:r>
-    </w:p>
-    <w:p>
-      <w:pPr>
-        <w:pStyle w:val="Compact"/>
-        <w:numPr>
-          <w:ilvl w:val="0"/>
-          <w:numId w:val="1003"/>
-        </w:numPr>
-      </w:pPr>
-      <w:r>
-        <w:rPr>
-          <w:rFonts w:hint="eastAsia" w:ascii="Times New Roman" w:hAnsi="Times New Roman" w:eastAsia="FangSong" w:cs="Times New Roman"/>
-        </w:rPr>
-        <w:t>是否先列了候选列表</w:t>
-      </w:r>
-      <w:r>
-        <w:rPr>
-          <w:rFonts w:hint="eastAsia" w:ascii="Times New Roman" w:hAnsi="Times New Roman" w:eastAsia="Times New Roman" w:cs="Times New Roman"/>
-        </w:rPr>
-        <w:t>（≤4）</w:t>
-      </w:r>
-      <w:r>
-        <w:rPr>
-          <w:rFonts w:hint="eastAsia" w:ascii="Times New Roman" w:hAnsi="Times New Roman" w:eastAsia="FangSong" w:cs="Times New Roman"/>
-        </w:rPr>
-        <w:t>再下笔</w:t>
-      </w:r>
-      <w:r>
-        <w:rPr>
-          <w:rFonts w:hint="eastAsia" w:ascii="Times New Roman" w:hAnsi="Times New Roman" w:eastAsia="Times New Roman" w:cs="Times New Roman"/>
-        </w:rPr>
-        <w:t>？</w:t>
-      </w:r>
-    </w:p>
-    <w:p>
-      <w:pPr>
-        <w:pStyle w:val="Compact"/>
-        <w:numPr>
-          <w:ilvl w:val="0"/>
-          <w:numId w:val="1004"/>
-        </w:numPr>
-      </w:pPr>
-      <w:r>
-        <w:rPr>
-          <w:rFonts w:hint="eastAsia" w:ascii="Times New Roman" w:hAnsi="Times New Roman" w:eastAsia="FangSong" w:cs="Times New Roman"/>
-        </w:rPr>
-        <w:t>是否对每个候选写了</w:t>
-      </w:r>
-      <w:r>
-        <w:rPr>
-          <w:rFonts w:hint="eastAsia" w:ascii="Times New Roman" w:hAnsi="Times New Roman" w:eastAsia="Times New Roman" w:cs="Times New Roman"/>
-        </w:rPr>
-        <w:t>「</w:t>
-      </w:r>
-      <w:r>
-        <w:rPr>
-          <w:rFonts w:hint="eastAsia" w:ascii="Times New Roman" w:hAnsi="Times New Roman" w:eastAsia="FangSong" w:cs="Times New Roman"/>
-        </w:rPr>
-        <w:t>保留</w:t>
-      </w:r>
-      <w:r>
-        <w:rPr>
-          <w:rFonts w:hint="eastAsia" w:ascii="Times New Roman" w:hAnsi="Times New Roman" w:eastAsia="Times New Roman" w:cs="Times New Roman"/>
-        </w:rPr>
-        <w:t>/</w:t>
-      </w:r>
-      <w:r>
-        <w:rPr>
-          <w:rFonts w:hint="eastAsia" w:ascii="Times New Roman" w:hAnsi="Times New Roman" w:eastAsia="FangSong" w:cs="Times New Roman"/>
-        </w:rPr>
-        <w:t>排除</w:t>
-      </w:r>
-      <w:r>
-        <w:rPr>
-          <w:rFonts w:hint="eastAsia" w:ascii="Times New Roman" w:hAnsi="Times New Roman" w:eastAsia="Times New Roman" w:cs="Times New Roman"/>
-        </w:rPr>
-        <w:t>」</w:t>
-      </w:r>
-      <w:r>
-        <w:rPr>
-          <w:rFonts w:hint="eastAsia" w:ascii="Times New Roman" w:hAnsi="Times New Roman" w:eastAsia="FangSong" w:cs="Times New Roman"/>
-        </w:rPr>
-        <w:t>的理由</w:t>
-      </w:r>
-      <w:r>
-        <w:rPr>
-          <w:rFonts w:hint="eastAsia" w:ascii="Times New Roman" w:hAnsi="Times New Roman" w:eastAsia="Times New Roman" w:cs="Times New Roman"/>
-        </w:rPr>
-        <w:t>？</w:t>
-      </w:r>
-    </w:p>
-    <w:p>
-      <w:pPr>
-        <w:pStyle w:val="Compact"/>
-        <w:numPr>
-          <w:ilvl w:val="0"/>
-          <w:numId w:val="1005"/>
-        </w:numPr>
-      </w:pPr>
-      <w:r>
-        <w:rPr>
-          <w:rFonts w:hint="eastAsia" w:ascii="Times New Roman" w:hAnsi="Times New Roman" w:eastAsia="FangSong" w:cs="Times New Roman"/>
-        </w:rPr>
-        <w:t>是否写出了关键方程式</w:t>
-      </w:r>
-      <w:r>
-        <w:rPr>
-          <w:rFonts w:hint="eastAsia" w:ascii="Times New Roman" w:hAnsi="Times New Roman" w:eastAsia="Times New Roman" w:cs="Times New Roman"/>
-        </w:rPr>
-        <w:t>（</w:t>
-      </w:r>
-      <w:r>
-        <w:rPr>
-          <w:rFonts w:hint="eastAsia" w:ascii="Times New Roman" w:hAnsi="Times New Roman" w:eastAsia="FangSong" w:cs="Times New Roman"/>
-        </w:rPr>
-        <w:t>不只写物质名</w:t>
-      </w:r>
-      <w:r>
-        <w:rPr>
-          <w:rFonts w:hint="eastAsia" w:ascii="Times New Roman" w:hAnsi="Times New Roman" w:eastAsia="Times New Roman" w:cs="Times New Roman"/>
-        </w:rPr>
-        <w:t>）？</w:t>
-      </w:r>
-    </w:p>
-    <w:p>
-      <w:pPr>
-        <w:pStyle w:val="Compact"/>
-        <w:numPr>
-          <w:ilvl w:val="0"/>
-          <w:numId w:val="1006"/>
-        </w:numPr>
-      </w:pPr>
-      <w:r>
-        <w:rPr>
-          <w:rFonts w:hint="eastAsia" w:ascii="Times New Roman" w:hAnsi="Times New Roman" w:eastAsia="FangSong" w:cs="Times New Roman"/>
-        </w:rPr>
-        <w:t>是否标注了介质</w:t>
-      </w:r>
-      <w:r>
-        <w:rPr>
-          <w:rFonts w:hint="eastAsia" w:ascii="Times New Roman" w:hAnsi="Times New Roman" w:eastAsia="Times New Roman" w:cs="Times New Roman"/>
-        </w:rPr>
-        <w:t>（</w:t>
-      </w:r>
-      <w:r>
-        <w:rPr>
-          <w:rFonts w:hint="eastAsia" w:ascii="Times New Roman" w:hAnsi="Times New Roman" w:eastAsia="FangSong" w:cs="Times New Roman"/>
-        </w:rPr>
-        <w:t>酸</w:t>
-      </w:r>
-      <w:r>
-        <w:rPr>
-          <w:rFonts w:hint="eastAsia" w:ascii="Times New Roman" w:hAnsi="Times New Roman" w:eastAsia="Times New Roman" w:cs="Times New Roman"/>
-        </w:rPr>
-        <w:t>/</w:t>
-      </w:r>
-      <w:r>
-        <w:rPr>
-          <w:rFonts w:hint="eastAsia" w:ascii="Times New Roman" w:hAnsi="Times New Roman" w:eastAsia="FangSong" w:cs="Times New Roman"/>
-        </w:rPr>
-        <w:t>碱</w:t>
-      </w:r>
-      <w:r>
-        <w:rPr>
-          <w:rFonts w:hint="eastAsia" w:ascii="Times New Roman" w:hAnsi="Times New Roman" w:eastAsia="Times New Roman" w:cs="Times New Roman"/>
-        </w:rPr>
-        <w:t>/</w:t>
-      </w:r>
-      <w:r>
-        <w:rPr>
-          <w:rFonts w:hint="eastAsia" w:ascii="Times New Roman" w:hAnsi="Times New Roman" w:eastAsia="FangSong" w:cs="Times New Roman"/>
-        </w:rPr>
-        <w:t>中性</w:t>
-      </w:r>
-      <w:r>
-        <w:rPr>
-          <w:rFonts w:hint="eastAsia" w:ascii="Times New Roman" w:hAnsi="Times New Roman" w:eastAsia="Times New Roman" w:cs="Times New Roman"/>
-        </w:rPr>
-        <w:t>）、</w:t>
-      </w:r>
-      <w:r>
-        <w:rPr>
-          <w:rFonts w:hint="eastAsia" w:ascii="Times New Roman" w:hAnsi="Times New Roman" w:eastAsia="FangSong" w:cs="Times New Roman"/>
-        </w:rPr>
-        <w:t>温度</w:t>
-      </w:r>
-      <w:r>
-        <w:rPr>
-          <w:rFonts w:hint="eastAsia" w:ascii="Times New Roman" w:hAnsi="Times New Roman" w:eastAsia="Times New Roman" w:cs="Times New Roman"/>
-        </w:rPr>
-        <w:t>、</w:t>
-      </w:r>
-      <w:r>
-        <w:rPr>
-          <w:rFonts w:hint="eastAsia" w:ascii="Times New Roman" w:hAnsi="Times New Roman" w:eastAsia="FangSong" w:cs="Times New Roman"/>
-        </w:rPr>
-        <w:t>浓度</w:t>
-      </w:r>
-      <w:r>
-        <w:rPr>
-          <w:rFonts w:hint="eastAsia" w:ascii="Times New Roman" w:hAnsi="Times New Roman" w:eastAsia="Times New Roman" w:cs="Times New Roman"/>
-        </w:rPr>
-        <w:t>？</w:t>
-      </w:r>
-    </w:p>
-    <w:p>
-      <w:pPr>
-        <w:pStyle w:val="Compact"/>
-        <w:numPr>
-          <w:ilvl w:val="0"/>
-          <w:numId w:val="1007"/>
-        </w:numPr>
-      </w:pPr>
-      <w:r>
-        <w:rPr>
-          <w:rFonts w:hint="eastAsia" w:ascii="Times New Roman" w:hAnsi="Times New Roman" w:eastAsia="FangSong" w:cs="Times New Roman"/>
-        </w:rPr>
-        <w:t>是否解释了</w:t>
-      </w:r>
-      <w:r>
-        <w:rPr>
-          <w:rFonts w:hint="eastAsia" w:ascii="Times New Roman" w:hAnsi="Times New Roman" w:eastAsia="Times New Roman" w:cs="Times New Roman"/>
-        </w:rPr>
-        <w:t>「</w:t>
-      </w:r>
-      <w:r>
-        <w:rPr>
-          <w:rFonts w:hint="eastAsia" w:ascii="Times New Roman" w:hAnsi="Times New Roman" w:eastAsia="FangSong" w:cs="Times New Roman"/>
-        </w:rPr>
-        <w:t>为什么不是别的元素</w:t>
-      </w:r>
-      <w:r>
-        <w:rPr>
-          <w:rFonts w:hint="eastAsia" w:ascii="Times New Roman" w:hAnsi="Times New Roman" w:eastAsia="Times New Roman" w:cs="Times New Roman"/>
-        </w:rPr>
-        <w:t>」？</w:t>
-      </w:r>
-    </w:p>
-    <w:p>
-      <w:pPr>
-        <w:pStyle w:val="Compact"/>
-        <w:numPr>
-          <w:ilvl w:val="0"/>
           <w:numId w:val="1008"/>
         </w:numPr>
       </w:pPr>
@@ -26430,13 +25942,49 @@
         <w:rPr>
           <w:rFonts w:hint="eastAsia" w:ascii="Times New Roman" w:hAnsi="Times New Roman" w:eastAsia="FangSong" w:cs="Times New Roman"/>
         </w:rPr>
-        <w:t>价态与介质条件是否一致</w:t>
-      </w:r>
-      <w:r>
-        <w:rPr>
-          <w:rFonts w:hint="eastAsia" w:ascii="Times New Roman" w:hAnsi="Times New Roman" w:eastAsia="Times New Roman" w:cs="Times New Roman"/>
-        </w:rPr>
-        <w:t>？</w:t>
+        <w:t>是否圈出了所有</w:t>
+      </w:r>
+      <w:r>
+        <w:rPr>
+          <w:rFonts w:hint="eastAsia" w:ascii="Times New Roman" w:hAnsi="Times New Roman" w:eastAsia="Times New Roman" w:cs="Times New Roman"/>
+        </w:rPr>
+        <w:t>「</w:t>
+      </w:r>
+      <w:r>
+        <w:rPr>
+          <w:rFonts w:hint="eastAsia" w:ascii="Times New Roman" w:hAnsi="Times New Roman" w:eastAsia="FangSong" w:cs="Times New Roman"/>
+        </w:rPr>
+        <w:t>不</w:t>
+      </w:r>
+      <w:r>
+        <w:rPr>
+          <w:rFonts w:hint="eastAsia" w:ascii="Times New Roman" w:hAnsi="Times New Roman" w:eastAsia="Times New Roman" w:cs="Times New Roman"/>
+        </w:rPr>
+        <w:t>/</w:t>
+      </w:r>
+      <w:r>
+        <w:rPr>
+          <w:rFonts w:hint="eastAsia" w:ascii="Times New Roman" w:hAnsi="Times New Roman" w:eastAsia="FangSong" w:cs="Times New Roman"/>
+        </w:rPr>
+        <w:t>无</w:t>
+      </w:r>
+      <w:r>
+        <w:rPr>
+          <w:rFonts w:hint="eastAsia" w:ascii="Times New Roman" w:hAnsi="Times New Roman" w:eastAsia="Times New Roman" w:cs="Times New Roman"/>
+        </w:rPr>
+        <w:t>/</w:t>
+      </w:r>
+      <w:r>
+        <w:rPr>
+          <w:rFonts w:hint="eastAsia" w:ascii="Times New Roman" w:hAnsi="Times New Roman" w:eastAsia="FangSong" w:cs="Times New Roman"/>
+        </w:rPr>
+        <w:t>没有</w:t>
+      </w:r>
+      <w:r>
+        <w:rPr>
+          <w:rFonts w:hint="eastAsia" w:ascii="Times New Roman" w:hAnsi="Times New Roman" w:eastAsia="Times New Roman" w:cs="Times New Roman"/>
+        </w:rPr>
+        <w:t>」？</w:t>
       </w:r>
     </w:p>
     <w:p>
@@ -26451,7 +25999,19 @@
         <w:rPr>
           <w:rFonts w:hint="eastAsia" w:ascii="Times New Roman" w:hAnsi="Times New Roman" w:eastAsia="FangSong" w:cs="Times New Roman"/>
         </w:rPr>
-        <w:t>是否用第三条信号验证了剩余候选</w:t>
+        <w:t>是否先列了候选列表</w:t>
+      </w:r>
+      <w:r>
+        <w:rPr>
+          <w:rFonts w:hint="eastAsia" w:ascii="Times New Roman" w:hAnsi="Times New Roman" w:eastAsia="Times New Roman" w:cs="Times New Roman"/>
+        </w:rPr>
+        <w:t>（≤4）</w:t>
+      </w:r>
+      <w:r>
+        <w:rPr>
+          <w:rFonts w:hint="eastAsia" w:ascii="Times New Roman" w:hAnsi="Times New Roman" w:eastAsia="FangSong" w:cs="Times New Roman"/>
+        </w:rPr>
+        <w:t>再下笔</w:t>
       </w:r>
       <w:r>
         <w:rPr>
@@ -26472,25 +26032,49 @@
         <w:rPr>
           <w:rFonts w:hint="eastAsia" w:ascii="Times New Roman" w:hAnsi="Times New Roman" w:eastAsia="FangSong" w:cs="Times New Roman"/>
         </w:rPr>
-        <w:t>最终答案是否解释了全部题目条件</w:t>
-      </w:r>
-      <w:r>
-        <w:rPr>
-          <w:rFonts w:hint="eastAsia" w:ascii="Times New Roman" w:hAnsi="Times New Roman" w:eastAsia="Times New Roman" w:cs="Times New Roman"/>
-        </w:rPr>
-        <w:t>（</w:t>
-      </w:r>
-      <w:r>
-        <w:rPr>
-          <w:rFonts w:hint="eastAsia" w:ascii="Times New Roman" w:hAnsi="Times New Roman" w:eastAsia="FangSong" w:cs="Times New Roman"/>
-        </w:rPr>
-        <w:t>含否定信息</w:t>
-      </w:r>
-      <w:r>
-        <w:rPr>
-          <w:rFonts w:hint="eastAsia" w:ascii="Times New Roman" w:hAnsi="Times New Roman" w:eastAsia="Times New Roman" w:cs="Times New Roman"/>
-        </w:rPr>
-        <w:t>）？</w:t>
+        <w:t>是否对每个候选写了</w:t>
+      </w:r>
+      <w:r>
+        <w:rPr>
+          <w:rFonts w:hint="eastAsia" w:ascii="Times New Roman" w:hAnsi="Times New Roman" w:eastAsia="Times New Roman" w:cs="Times New Roman"/>
+        </w:rPr>
+        <w:t>「</w:t>
+      </w:r>
+      <w:r>
+        <w:rPr>
+          <w:rFonts w:hint="eastAsia" w:ascii="Times New Roman" w:hAnsi="Times New Roman" w:eastAsia="FangSong" w:cs="Times New Roman"/>
+        </w:rPr>
+        <w:t>保留</w:t>
+      </w:r>
+      <w:r>
+        <w:rPr>
+          <w:rFonts w:hint="eastAsia" w:ascii="Times New Roman" w:hAnsi="Times New Roman" w:eastAsia="Times New Roman" w:cs="Times New Roman"/>
+        </w:rPr>
+        <w:t>/</w:t>
+      </w:r>
+      <w:r>
+        <w:rPr>
+          <w:rFonts w:hint="eastAsia" w:ascii="Times New Roman" w:hAnsi="Times New Roman" w:eastAsia="FangSong" w:cs="Times New Roman"/>
+        </w:rPr>
+        <w:t>排除</w:t>
+      </w:r>
+      <w:r>
+        <w:rPr>
+          <w:rFonts w:hint="eastAsia" w:ascii="Times New Roman" w:hAnsi="Times New Roman" w:eastAsia="Times New Roman" w:cs="Times New Roman"/>
+        </w:rPr>
+        <w:t>」</w:t>
+      </w:r>
+      <w:r>
+        <w:rPr>
+          <w:rFonts w:hint="eastAsia" w:ascii="Times New Roman" w:hAnsi="Times New Roman" w:eastAsia="FangSong" w:cs="Times New Roman"/>
+        </w:rPr>
+        <w:t>的理由</w:t>
+      </w:r>
+      <w:r>
+        <w:rPr>
+          <w:rFonts w:hint="eastAsia" w:ascii="Times New Roman" w:hAnsi="Times New Roman" w:eastAsia="Times New Roman" w:cs="Times New Roman"/>
+        </w:rPr>
+        <w:t>？</w:t>
       </w:r>
     </w:p>
     <w:p>
@@ -26499,6 +26083,228 @@
         <w:numPr>
           <w:ilvl w:val="0"/>
           <w:numId w:val="1011"/>
+        </w:numPr>
+      </w:pPr>
+      <w:r>
+        <w:rPr>
+          <w:rFonts w:hint="eastAsia" w:ascii="Times New Roman" w:hAnsi="Times New Roman" w:eastAsia="FangSong" w:cs="Times New Roman"/>
+        </w:rPr>
+        <w:t>是否写出了关键方程式</w:t>
+      </w:r>
+      <w:r>
+        <w:rPr>
+          <w:rFonts w:hint="eastAsia" w:ascii="Times New Roman" w:hAnsi="Times New Roman" w:eastAsia="Times New Roman" w:cs="Times New Roman"/>
+        </w:rPr>
+        <w:t>（</w:t>
+      </w:r>
+      <w:r>
+        <w:rPr>
+          <w:rFonts w:hint="eastAsia" w:ascii="Times New Roman" w:hAnsi="Times New Roman" w:eastAsia="FangSong" w:cs="Times New Roman"/>
+        </w:rPr>
+        <w:t>不只写物质名</w:t>
+      </w:r>
+      <w:r>
+        <w:rPr>
+          <w:rFonts w:hint="eastAsia" w:ascii="Times New Roman" w:hAnsi="Times New Roman" w:eastAsia="Times New Roman" w:cs="Times New Roman"/>
+        </w:rPr>
+        <w:t>）？</w:t>
+      </w:r>
+    </w:p>
+    <w:p>
+      <w:pPr>
+        <w:pStyle w:val="Compact"/>
+        <w:numPr>
+          <w:ilvl w:val="0"/>
+          <w:numId w:val="1012"/>
+        </w:numPr>
+      </w:pPr>
+      <w:r>
+        <w:rPr>
+          <w:rFonts w:hint="eastAsia" w:ascii="Times New Roman" w:hAnsi="Times New Roman" w:eastAsia="FangSong" w:cs="Times New Roman"/>
+        </w:rPr>
+        <w:t>是否标注了介质</w:t>
+      </w:r>
+      <w:r>
+        <w:rPr>
+          <w:rFonts w:hint="eastAsia" w:ascii="Times New Roman" w:hAnsi="Times New Roman" w:eastAsia="Times New Roman" w:cs="Times New Roman"/>
+        </w:rPr>
+        <w:t>（</w:t>
+      </w:r>
+      <w:r>
+        <w:rPr>
+          <w:rFonts w:hint="eastAsia" w:ascii="Times New Roman" w:hAnsi="Times New Roman" w:eastAsia="FangSong" w:cs="Times New Roman"/>
+        </w:rPr>
+        <w:t>酸</w:t>
+      </w:r>
+      <w:r>
+        <w:rPr>
+          <w:rFonts w:hint="eastAsia" w:ascii="Times New Roman" w:hAnsi="Times New Roman" w:eastAsia="Times New Roman" w:cs="Times New Roman"/>
+        </w:rPr>
+        <w:t>/</w:t>
+      </w:r>
+      <w:r>
+        <w:rPr>
+          <w:rFonts w:hint="eastAsia" w:ascii="Times New Roman" w:hAnsi="Times New Roman" w:eastAsia="FangSong" w:cs="Times New Roman"/>
+        </w:rPr>
+        <w:t>碱</w:t>
+      </w:r>
+      <w:r>
+        <w:rPr>
+          <w:rFonts w:hint="eastAsia" w:ascii="Times New Roman" w:hAnsi="Times New Roman" w:eastAsia="Times New Roman" w:cs="Times New Roman"/>
+        </w:rPr>
+        <w:t>/</w:t>
+      </w:r>
+      <w:r>
+        <w:rPr>
+          <w:rFonts w:hint="eastAsia" w:ascii="Times New Roman" w:hAnsi="Times New Roman" w:eastAsia="FangSong" w:cs="Times New Roman"/>
+        </w:rPr>
+        <w:t>中性</w:t>
+      </w:r>
+      <w:r>
+        <w:rPr>
+          <w:rFonts w:hint="eastAsia" w:ascii="Times New Roman" w:hAnsi="Times New Roman" w:eastAsia="Times New Roman" w:cs="Times New Roman"/>
+        </w:rPr>
+        <w:t>）、</w:t>
+      </w:r>
+      <w:r>
+        <w:rPr>
+          <w:rFonts w:hint="eastAsia" w:ascii="Times New Roman" w:hAnsi="Times New Roman" w:eastAsia="FangSong" w:cs="Times New Roman"/>
+        </w:rPr>
+        <w:t>温度</w:t>
+      </w:r>
+      <w:r>
+        <w:rPr>
+          <w:rFonts w:hint="eastAsia" w:ascii="Times New Roman" w:hAnsi="Times New Roman" w:eastAsia="Times New Roman" w:cs="Times New Roman"/>
+        </w:rPr>
+        <w:t>、</w:t>
+      </w:r>
+      <w:r>
+        <w:rPr>
+          <w:rFonts w:hint="eastAsia" w:ascii="Times New Roman" w:hAnsi="Times New Roman" w:eastAsia="FangSong" w:cs="Times New Roman"/>
+        </w:rPr>
+        <w:t>浓度</w:t>
+      </w:r>
+      <w:r>
+        <w:rPr>
+          <w:rFonts w:hint="eastAsia" w:ascii="Times New Roman" w:hAnsi="Times New Roman" w:eastAsia="Times New Roman" w:cs="Times New Roman"/>
+        </w:rPr>
+        <w:t>？</w:t>
+      </w:r>
+    </w:p>
+    <w:p>
+      <w:pPr>
+        <w:pStyle w:val="Compact"/>
+        <w:numPr>
+          <w:ilvl w:val="0"/>
+          <w:numId w:val="1013"/>
+        </w:numPr>
+      </w:pPr>
+      <w:r>
+        <w:rPr>
+          <w:rFonts w:hint="eastAsia" w:ascii="Times New Roman" w:hAnsi="Times New Roman" w:eastAsia="FangSong" w:cs="Times New Roman"/>
+        </w:rPr>
+        <w:t>是否解释了</w:t>
+      </w:r>
+      <w:r>
+        <w:rPr>
+          <w:rFonts w:hint="eastAsia" w:ascii="Times New Roman" w:hAnsi="Times New Roman" w:eastAsia="Times New Roman" w:cs="Times New Roman"/>
+        </w:rPr>
+        <w:t>「</w:t>
+      </w:r>
+      <w:r>
+        <w:rPr>
+          <w:rFonts w:hint="eastAsia" w:ascii="Times New Roman" w:hAnsi="Times New Roman" w:eastAsia="FangSong" w:cs="Times New Roman"/>
+        </w:rPr>
+        <w:t>为什么不是别的元素</w:t>
+      </w:r>
+      <w:r>
+        <w:rPr>
+          <w:rFonts w:hint="eastAsia" w:ascii="Times New Roman" w:hAnsi="Times New Roman" w:eastAsia="Times New Roman" w:cs="Times New Roman"/>
+        </w:rPr>
+        <w:t>」？</w:t>
+      </w:r>
+    </w:p>
+    <w:p>
+      <w:pPr>
+        <w:pStyle w:val="Compact"/>
+        <w:numPr>
+          <w:ilvl w:val="0"/>
+          <w:numId w:val="1014"/>
+        </w:numPr>
+      </w:pPr>
+      <w:r>
+        <w:rPr>
+          <w:rFonts w:hint="eastAsia" w:ascii="Times New Roman" w:hAnsi="Times New Roman" w:eastAsia="FangSong" w:cs="Times New Roman"/>
+        </w:rPr>
+        <w:t>价态与介质条件是否一致</w:t>
+      </w:r>
+      <w:r>
+        <w:rPr>
+          <w:rFonts w:hint="eastAsia" w:ascii="Times New Roman" w:hAnsi="Times New Roman" w:eastAsia="Times New Roman" w:cs="Times New Roman"/>
+        </w:rPr>
+        <w:t>？</w:t>
+      </w:r>
+    </w:p>
+    <w:p>
+      <w:pPr>
+        <w:pStyle w:val="Compact"/>
+        <w:numPr>
+          <w:ilvl w:val="0"/>
+          <w:numId w:val="1015"/>
+        </w:numPr>
+      </w:pPr>
+      <w:r>
+        <w:rPr>
+          <w:rFonts w:hint="eastAsia" w:ascii="Times New Roman" w:hAnsi="Times New Roman" w:eastAsia="FangSong" w:cs="Times New Roman"/>
+        </w:rPr>
+        <w:t>是否用第三条信号验证了剩余候选</w:t>
+      </w:r>
+      <w:r>
+        <w:rPr>
+          <w:rFonts w:hint="eastAsia" w:ascii="Times New Roman" w:hAnsi="Times New Roman" w:eastAsia="Times New Roman" w:cs="Times New Roman"/>
+        </w:rPr>
+        <w:t>？</w:t>
+      </w:r>
+    </w:p>
+    <w:p>
+      <w:pPr>
+        <w:pStyle w:val="Compact"/>
+        <w:numPr>
+          <w:ilvl w:val="0"/>
+          <w:numId w:val="1016"/>
+        </w:numPr>
+      </w:pPr>
+      <w:r>
+        <w:rPr>
+          <w:rFonts w:hint="eastAsia" w:ascii="Times New Roman" w:hAnsi="Times New Roman" w:eastAsia="FangSong" w:cs="Times New Roman"/>
+        </w:rPr>
+        <w:t>最终答案是否解释了全部题目条件</w:t>
+      </w:r>
+      <w:r>
+        <w:rPr>
+          <w:rFonts w:hint="eastAsia" w:ascii="Times New Roman" w:hAnsi="Times New Roman" w:eastAsia="Times New Roman" w:cs="Times New Roman"/>
+        </w:rPr>
+        <w:t>（</w:t>
+      </w:r>
+      <w:r>
+        <w:rPr>
+          <w:rFonts w:hint="eastAsia" w:ascii="Times New Roman" w:hAnsi="Times New Roman" w:eastAsia="FangSong" w:cs="Times New Roman"/>
+        </w:rPr>
+        <w:t>含否定信息</w:t>
+      </w:r>
+      <w:r>
+        <w:rPr>
+          <w:rFonts w:hint="eastAsia" w:ascii="Times New Roman" w:hAnsi="Times New Roman" w:eastAsia="Times New Roman" w:cs="Times New Roman"/>
+        </w:rPr>
+        <w:t>）？</w:t>
+      </w:r>
+    </w:p>
+    <w:p>
+      <w:pPr>
+        <w:pStyle w:val="Compact"/>
+        <w:numPr>
+          <w:ilvl w:val="0"/>
+          <w:numId w:val="1017"/>
         </w:numPr>
       </w:pPr>
       <w:r>
@@ -28531,7 +28337,7 @@
         <w:pStyle w:val="Compact"/>
         <w:numPr>
           <w:ilvl w:val="0"/>
-          <w:numId w:val="1012"/>
+          <w:numId w:val="1018"/>
         </w:numPr>
       </w:pPr>
       <w:r>
@@ -28662,7 +28468,7 @@
         <w:pStyle w:val="Compact"/>
         <w:numPr>
           <w:ilvl w:val="0"/>
-          <w:numId w:val="1012"/>
+          <w:numId w:val="1018"/>
         </w:numPr>
       </w:pPr>
       <w:r>
@@ -28757,7 +28563,7 @@
         <w:pStyle w:val="Compact"/>
         <w:numPr>
           <w:ilvl w:val="0"/>
-          <w:numId w:val="1012"/>
+          <w:numId w:val="1018"/>
         </w:numPr>
       </w:pPr>
       <w:r>
@@ -28840,7 +28646,7 @@
         <w:pStyle w:val="Compact"/>
         <w:numPr>
           <w:ilvl w:val="0"/>
-          <w:numId w:val="1012"/>
+          <w:numId w:val="1018"/>
         </w:numPr>
       </w:pPr>
       <w:r>
@@ -28986,7 +28792,7 @@
         <w:pStyle w:val="Compact"/>
         <w:numPr>
           <w:ilvl w:val="0"/>
-          <w:numId w:val="1012"/>
+          <w:numId w:val="1018"/>
         </w:numPr>
       </w:pPr>
       <w:r>
@@ -29155,7 +28961,7 @@
         <w:pStyle w:val="Compact"/>
         <w:numPr>
           <w:ilvl w:val="0"/>
-          <w:numId w:val="1012"/>
+          <w:numId w:val="1018"/>
         </w:numPr>
       </w:pPr>
       <w:r>
@@ -29226,7 +29032,7 @@
         <w:pStyle w:val="Compact"/>
         <w:numPr>
           <w:ilvl w:val="0"/>
-          <w:numId w:val="1012"/>
+          <w:numId w:val="1018"/>
         </w:numPr>
       </w:pPr>
       <w:r>
@@ -32986,7 +32792,7 @@
         <w:pStyle w:val="Compact"/>
         <w:numPr>
           <w:ilvl w:val="0"/>
-          <w:numId w:val="1013"/>
+          <w:numId w:val="1019"/>
         </w:numPr>
       </w:pPr>
       <w:r>
@@ -33254,7 +33060,7 @@
         <w:pStyle w:val="Compact"/>
         <w:numPr>
           <w:ilvl w:val="0"/>
-          <w:numId w:val="1013"/>
+          <w:numId w:val="1019"/>
         </w:numPr>
       </w:pPr>
       <w:r>
@@ -33451,7 +33257,7 @@
         <w:pStyle w:val="Compact"/>
         <w:numPr>
           <w:ilvl w:val="0"/>
-          <w:numId w:val="1013"/>
+          <w:numId w:val="1019"/>
         </w:numPr>
       </w:pPr>
       <w:r>
@@ -33610,7 +33416,7 @@
         <w:pStyle w:val="Compact"/>
         <w:numPr>
           <w:ilvl w:val="0"/>
-          <w:numId w:val="1013"/>
+          <w:numId w:val="1019"/>
         </w:numPr>
       </w:pPr>
       <w:r>
@@ -33795,7 +33601,7 @@
         <w:pStyle w:val="Compact"/>
         <w:numPr>
           <w:ilvl w:val="0"/>
-          <w:numId w:val="1013"/>
+          <w:numId w:val="1019"/>
         </w:numPr>
       </w:pPr>
       <w:r>
@@ -37869,7 +37675,7 @@
         <w:pStyle w:val="Compact"/>
         <w:numPr>
           <w:ilvl w:val="0"/>
-          <w:numId w:val="1014"/>
+          <w:numId w:val="1020"/>
         </w:numPr>
       </w:pPr>
       <w:r>
@@ -37982,7 +37788,7 @@
         <w:pStyle w:val="Compact"/>
         <w:numPr>
           <w:ilvl w:val="0"/>
-          <w:numId w:val="1014"/>
+          <w:numId w:val="1020"/>
         </w:numPr>
       </w:pPr>
       <w:r>
@@ -38077,7 +37883,7 @@
         <w:pStyle w:val="Compact"/>
         <w:numPr>
           <w:ilvl w:val="0"/>
-          <w:numId w:val="1014"/>
+          <w:numId w:val="1020"/>
         </w:numPr>
       </w:pPr>
       <w:r>
@@ -38256,7 +38062,7 @@
         <w:pStyle w:val="Compact"/>
         <w:numPr>
           <w:ilvl w:val="0"/>
-          <w:numId w:val="1014"/>
+          <w:numId w:val="1020"/>
         </w:numPr>
       </w:pPr>
       <w:r>
@@ -38489,7 +38295,7 @@
         <w:pStyle w:val="Compact"/>
         <w:numPr>
           <w:ilvl w:val="0"/>
-          <w:numId w:val="1014"/>
+          <w:numId w:val="1020"/>
         </w:numPr>
       </w:pPr>
       <w:r>
@@ -38566,7 +38372,7 @@
         <w:pStyle w:val="Compact"/>
         <w:numPr>
           <w:ilvl w:val="0"/>
-          <w:numId w:val="1014"/>
+          <w:numId w:val="1020"/>
         </w:numPr>
       </w:pPr>
       <w:r>
@@ -38799,7 +38605,7 @@
         <w:pStyle w:val="Compact"/>
         <w:numPr>
           <w:ilvl w:val="0"/>
-          <w:numId w:val="1014"/>
+          <w:numId w:val="1020"/>
         </w:numPr>
       </w:pPr>
       <w:r>
@@ -39088,82 +38894,6 @@
       </w:pPr>
     </w:lvl>
   </w:abstractNum>
-  <w:abstractNum w:abstractNumId="992">
-    <w:nsid w:val="0000A992"/>
-    <w:multiLevelType w:val="multilevel"/>
-    <w:lvl w:ilvl="0">
-      <w:numFmt w:val="bullet"/>
-      <w:lvlText w:val="☐"/>
-      <w:lvlJc w:val="left"/>
-      <w:pPr>
-        <w:ind w:left="720" w:hanging="360"/>
-      </w:pPr>
-    </w:lvl>
-    <w:lvl w:ilvl="1">
-      <w:numFmt w:val="bullet"/>
-      <w:lvlText w:val="☐"/>
-      <w:lvlJc w:val="left"/>
-      <w:pPr>
-        <w:ind w:left="1440" w:hanging="360"/>
-      </w:pPr>
-    </w:lvl>
-    <w:lvl w:ilvl="2">
-      <w:numFmt w:val="bullet"/>
-      <w:lvlText w:val="☐"/>
-      <w:lvlJc w:val="left"/>
-      <w:pPr>
-        <w:ind w:left="2160" w:hanging="360"/>
-      </w:pPr>
-    </w:lvl>
-    <w:lvl w:ilvl="3">
-      <w:numFmt w:val="bullet"/>
-      <w:lvlText w:val="☐"/>
-      <w:lvlJc w:val="left"/>
-      <w:pPr>
-        <w:ind w:left="2880" w:hanging="360"/>
-      </w:pPr>
-    </w:lvl>
-    <w:lvl w:ilvl="4">
-      <w:numFmt w:val="bullet"/>
-      <w:lvlText w:val="☐"/>
-      <w:lvlJc w:val="left"/>
-      <w:pPr>
-        <w:ind w:left="3600" w:hanging="360"/>
-      </w:pPr>
-    </w:lvl>
-    <w:lvl w:ilvl="5">
-      <w:numFmt w:val="bullet"/>
-      <w:lvlText w:val="☐"/>
-      <w:lvlJc w:val="left"/>
-      <w:pPr>
-        <w:ind w:left="4320" w:hanging="360"/>
-      </w:pPr>
-    </w:lvl>
-    <w:lvl w:ilvl="6">
-      <w:numFmt w:val="bullet"/>
-      <w:lvlText w:val="☐"/>
-      <w:lvlJc w:val="left"/>
-      <w:pPr>
-        <w:ind w:left="5040" w:hanging="360"/>
-      </w:pPr>
-    </w:lvl>
-    <w:lvl w:ilvl="7">
-      <w:numFmt w:val="bullet"/>
-      <w:lvlText w:val="☐"/>
-      <w:lvlJc w:val="left"/>
-      <w:pPr>
-        <w:ind w:left="5760" w:hanging="360"/>
-      </w:pPr>
-    </w:lvl>
-    <w:lvl w:ilvl="8">
-      <w:numFmt w:val="bullet"/>
-      <w:lvlText w:val="☐"/>
-      <w:lvlJc w:val="left"/>
-      <w:pPr>
-        <w:ind w:left="6480" w:hanging="360"/>
-      </w:pPr>
-    </w:lvl>
-  </w:abstractNum>
   <w:abstractNum w:abstractNumId="991">
     <w:nsid w:val="0000A991"/>
     <w:multiLevelType w:val="multilevel"/>
@@ -39265,6 +38995,82 @@
       <w:rPr>
         <w:rFonts w:ascii="Wingdings" w:hAnsi="Wingdings" w:cs="Wingdings" w:hint="default"/>
       </w:rPr>
+    </w:lvl>
+  </w:abstractNum>
+  <w:abstractNum w:abstractNumId="992">
+    <w:nsid w:val="0000A992"/>
+    <w:multiLevelType w:val="multilevel"/>
+    <w:lvl w:ilvl="0">
+      <w:numFmt w:val="bullet"/>
+      <w:lvlText w:val="☐"/>
+      <w:lvlJc w:val="left"/>
+      <w:pPr>
+        <w:ind w:left="720" w:hanging="360"/>
+      </w:pPr>
+    </w:lvl>
+    <w:lvl w:ilvl="1">
+      <w:numFmt w:val="bullet"/>
+      <w:lvlText w:val="☐"/>
+      <w:lvlJc w:val="left"/>
+      <w:pPr>
+        <w:ind w:left="1440" w:hanging="360"/>
+      </w:pPr>
+    </w:lvl>
+    <w:lvl w:ilvl="2">
+      <w:numFmt w:val="bullet"/>
+      <w:lvlText w:val="☐"/>
+      <w:lvlJc w:val="left"/>
+      <w:pPr>
+        <w:ind w:left="2160" w:hanging="360"/>
+      </w:pPr>
+    </w:lvl>
+    <w:lvl w:ilvl="3">
+      <w:numFmt w:val="bullet"/>
+      <w:lvlText w:val="☐"/>
+      <w:lvlJc w:val="left"/>
+      <w:pPr>
+        <w:ind w:left="2880" w:hanging="360"/>
+      </w:pPr>
+    </w:lvl>
+    <w:lvl w:ilvl="4">
+      <w:numFmt w:val="bullet"/>
+      <w:lvlText w:val="☐"/>
+      <w:lvlJc w:val="left"/>
+      <w:pPr>
+        <w:ind w:left="3600" w:hanging="360"/>
+      </w:pPr>
+    </w:lvl>
+    <w:lvl w:ilvl="5">
+      <w:numFmt w:val="bullet"/>
+      <w:lvlText w:val="☐"/>
+      <w:lvlJc w:val="left"/>
+      <w:pPr>
+        <w:ind w:left="4320" w:hanging="360"/>
+      </w:pPr>
+    </w:lvl>
+    <w:lvl w:ilvl="6">
+      <w:numFmt w:val="bullet"/>
+      <w:lvlText w:val="☐"/>
+      <w:lvlJc w:val="left"/>
+      <w:pPr>
+        <w:ind w:left="5040" w:hanging="360"/>
+      </w:pPr>
+    </w:lvl>
+    <w:lvl w:ilvl="7">
+      <w:numFmt w:val="bullet"/>
+      <w:lvlText w:val="☐"/>
+      <w:lvlJc w:val="left"/>
+      <w:pPr>
+        <w:ind w:left="5760" w:hanging="360"/>
+      </w:pPr>
+    </w:lvl>
+    <w:lvl w:ilvl="8">
+      <w:numFmt w:val="bullet"/>
+      <w:lvlText w:val="☐"/>
+      <w:lvlJc w:val="left"/>
+      <w:pPr>
+        <w:ind w:left="6480" w:hanging="360"/>
+      </w:pPr>
     </w:lvl>
   </w:abstractNum>
   <w:abstractNum w:abstractNumId="994111">
@@ -39386,22 +39192,76 @@
     </w:lvlOverride>
   </w:num>
   <w:num w:numId="1002">
-    <w:abstractNumId w:val="992"/>
+    <w:abstractNumId w:val="99411"/>
+    <w:lvlOverride w:ilvl="0">
+      <w:startOverride w:val="1"/>
+    </w:lvlOverride>
+    <w:lvlOverride w:ilvl="1">
+      <w:startOverride w:val="1"/>
+    </w:lvlOverride>
+    <w:lvlOverride w:ilvl="2">
+      <w:startOverride w:val="1"/>
+    </w:lvlOverride>
+    <w:lvlOverride w:ilvl="3">
+      <w:startOverride w:val="1"/>
+    </w:lvlOverride>
+    <w:lvlOverride w:ilvl="4">
+      <w:startOverride w:val="1"/>
+    </w:lvlOverride>
+    <w:lvlOverride w:ilvl="5">
+      <w:startOverride w:val="1"/>
+    </w:lvlOverride>
+    <w:lvlOverride w:ilvl="6">
+      <w:startOverride w:val="1"/>
+    </w:lvlOverride>
+    <w:lvlOverride w:ilvl="7">
+      <w:startOverride w:val="1"/>
+    </w:lvlOverride>
+    <w:lvlOverride w:ilvl="8">
+      <w:startOverride w:val="1"/>
+    </w:lvlOverride>
   </w:num>
   <w:num w:numId="1003">
-    <w:abstractNumId w:val="992"/>
+    <w:abstractNumId w:val="991"/>
   </w:num>
   <w:num w:numId="1004">
-    <w:abstractNumId w:val="992"/>
+    <w:abstractNumId w:val="991"/>
   </w:num>
   <w:num w:numId="1005">
-    <w:abstractNumId w:val="992"/>
+    <w:abstractNumId w:val="991"/>
   </w:num>
   <w:num w:numId="1006">
-    <w:abstractNumId w:val="992"/>
+    <w:abstractNumId w:val="991"/>
   </w:num>
   <w:num w:numId="1007">
-    <w:abstractNumId w:val="992"/>
+    <w:abstractNumId w:val="99411"/>
+    <w:lvlOverride w:ilvl="0">
+      <w:startOverride w:val="1"/>
+    </w:lvlOverride>
+    <w:lvlOverride w:ilvl="1">
+      <w:startOverride w:val="1"/>
+    </w:lvlOverride>
+    <w:lvlOverride w:ilvl="2">
+      <w:startOverride w:val="1"/>
+    </w:lvlOverride>
+    <w:lvlOverride w:ilvl="3">
+      <w:startOverride w:val="1"/>
+    </w:lvlOverride>
+    <w:lvlOverride w:ilvl="4">
+      <w:startOverride w:val="1"/>
+    </w:lvlOverride>
+    <w:lvlOverride w:ilvl="5">
+      <w:startOverride w:val="1"/>
+    </w:lvlOverride>
+    <w:lvlOverride w:ilvl="6">
+      <w:startOverride w:val="1"/>
+    </w:lvlOverride>
+    <w:lvlOverride w:ilvl="7">
+      <w:startOverride w:val="1"/>
+    </w:lvlOverride>
+    <w:lvlOverride w:ilvl="8">
+      <w:startOverride w:val="1"/>
+    </w:lvlOverride>
   </w:num>
   <w:num w:numId="1008">
     <w:abstractNumId w:val="992"/>
@@ -39416,9 +39276,27 @@
     <w:abstractNumId w:val="992"/>
   </w:num>
   <w:num w:numId="1012">
+    <w:abstractNumId w:val="992"/>
+  </w:num>
+  <w:num w:numId="1013">
+    <w:abstractNumId w:val="992"/>
+  </w:num>
+  <w:num w:numId="1014">
+    <w:abstractNumId w:val="992"/>
+  </w:num>
+  <w:num w:numId="1015">
+    <w:abstractNumId w:val="992"/>
+  </w:num>
+  <w:num w:numId="1016">
+    <w:abstractNumId w:val="992"/>
+  </w:num>
+  <w:num w:numId="1017">
+    <w:abstractNumId w:val="992"/>
+  </w:num>
+  <w:num w:numId="1018">
     <w:abstractNumId w:val="991"/>
   </w:num>
-  <w:num w:numId="1013">
+  <w:num w:numId="1019">
     <w:abstractNumId w:val="994111"/>
     <w:lvlOverride w:ilvl="0">
       <w:startOverride w:val="11"/>
@@ -39448,7 +39326,7 @@
       <w:startOverride w:val="11"/>
     </w:lvlOverride>
   </w:num>
-  <w:num w:numId="1014">
+  <w:num w:numId="1020">
     <w:abstractNumId w:val="991"/>
   </w:num>
 </w:numbering>

--- a/06-学生侧材料/讲义/元素与分析/元素推断综合训练-超级充实版（自学完整）.docx
+++ b/06-学生侧材料/讲义/元素与分析/元素推断综合训练-超级充实版（自学完整）.docx
@@ -21236,18 +21236,6 @@
         <w:rPr>
           <w:rFonts w:hint="eastAsia" w:ascii="Times New Roman" w:hAnsi="Times New Roman" w:eastAsia="FangSong" w:cs="Times New Roman"/>
         </w:rPr>
-        <w:t xml:space="preserve">第一步</w:t>
-      </w:r>
-      <w:r>
-        <w:rPr>
-          <w:rFonts w:ascii="Times New Roman" w:hAnsi="Times New Roman" w:eastAsia="Times New Roman" w:cs="Times New Roman"/>
-        </w:rPr>
-        <w:t xml:space="preserve"> </w:t>
-      </w:r>
-      <w:r>
-        <w:rPr>
-          <w:rFonts w:hint="eastAsia" w:ascii="Times New Roman" w:hAnsi="Times New Roman" w:eastAsia="FangSong" w:cs="Times New Roman"/>
-        </w:rPr>
         <w:t>圈古文操作词</w:t>
       </w:r>
       <w:r>
@@ -21359,18 +21347,6 @@
         <w:rPr>
           <w:rFonts w:hint="eastAsia" w:ascii="Times New Roman" w:hAnsi="Times New Roman" w:eastAsia="FangSong" w:cs="Times New Roman"/>
         </w:rPr>
-        <w:t xml:space="preserve">第二步</w:t>
-      </w:r>
-      <w:r>
-        <w:rPr>
-          <w:rFonts w:ascii="Times New Roman" w:hAnsi="Times New Roman" w:eastAsia="Times New Roman" w:cs="Times New Roman"/>
-        </w:rPr>
-        <w:t xml:space="preserve"> </w:t>
-      </w:r>
-      <w:r>
-        <w:rPr>
-          <w:rFonts w:hint="eastAsia" w:ascii="Times New Roman" w:hAnsi="Times New Roman" w:eastAsia="FangSong" w:cs="Times New Roman"/>
-        </w:rPr>
         <w:t>定位关键物质</w:t>
       </w:r>
       <w:r>
@@ -21698,18 +21674,6 @@
           <w:numId w:val="1007"/>
         </w:numPr>
       </w:pPr>
-      <w:r>
-        <w:rPr>
-          <w:rFonts w:hint="eastAsia" w:ascii="Times New Roman" w:hAnsi="Times New Roman" w:eastAsia="FangSong" w:cs="Times New Roman"/>
-        </w:rPr>
-        <w:t xml:space="preserve">第三步</w:t>
-      </w:r>
-      <w:r>
-        <w:rPr>
-          <w:rFonts w:ascii="Times New Roman" w:hAnsi="Times New Roman" w:eastAsia="Times New Roman" w:cs="Times New Roman"/>
-        </w:rPr>
-        <w:t xml:space="preserve"> </w:t>
-      </w:r>
       <w:r>
         <w:rPr>
           <w:rFonts w:hint="eastAsia" w:ascii="Times New Roman" w:hAnsi="Times New Roman" w:eastAsia="FangSong" w:cs="Times New Roman"/>

--- a/06-学生侧材料/讲义/元素与分析/元素推断综合训练-超级充实版（自学完整）.docx
+++ b/06-学生侧材料/讲义/元素与分析/元素推断综合训练-超级充实版（自学完整）.docx
@@ -39974,7 +39974,7 @@
     <ns0:name ns0:val="Verbatim Char"/>
     <ns0:basedOn ns0:val="BodyTextChar"/>
     <ns0:rPr>
-      <ns0:rFonts ns0:ascii="Times New Roman" ns0:cs="Times New Roman" ns0:eastAsia="FangSong" ns0:hAnsi="Times New Roman"/>
+      <ns0:rFonts ns0:ascii="SimSun" ns0:hAnsi="SimSun" ns0:eastAsia="SimSun" ns0:cs="SimSun"/>
       <ns0:b ns0:val="0"/>
       <ns0:sz ns0:val="20"/>
     </ns0:rPr>
@@ -40028,7 +40028,7 @@
       <w:wordWrap w:val="off"/>
     </w:pPr>
     <ns0:rPr>
-      <w:rFonts ns0:ascii="Times New Roman" ns0:hAnsi="Times New Roman" ns0:eastAsia="FangSong" ns0:cs="Times New Roman"/>
+      <w:rFonts w:ascii="SimSun" w:hAnsi="SimSun" w:eastAsia="SimSun" w:cs="SimSun"/>
     </ns0:rPr>
   </w:style>
   <w:style w:type="character" w:customStyle="1" w:styleId="KeywordTok">
